--- a/Адаптивные технологии/10 практическая.docx
+++ b/Адаптивные технологии/10 практическая.docx
@@ -6,7 +6,6 @@
       <w:tblPr>
         <w:tblStyle w:val="a3"/>
         <w:tblW w:w="5000" w:type="pct"/>
-        <w:tblInd w:w="0" w:type="dxa"/>
         <w:tblBorders>
           <w:top w:val="none" w:sz="0" w:space="0" w:color="auto"/>
           <w:left w:val="none" w:sz="0" w:space="0" w:color="auto"/>
@@ -300,21 +299,19 @@
     </w:p>
     <w:sdt>
       <w:sdtPr>
+        <w:rPr>
+          <w:rFonts w:ascii="Times New Roman" w:eastAsiaTheme="minorHAnsi" w:hAnsi="Times New Roman" w:cstheme="minorBidi"/>
+          <w:b w:val="0"/>
+          <w:bCs w:val="0"/>
+          <w:color w:val="auto"/>
+          <w:szCs w:val="22"/>
+        </w:rPr>
         <w:id w:val="11566298"/>
         <w:docPartObj>
           <w:docPartGallery w:val="Table of Contents"/>
           <w:docPartUnique/>
         </w:docPartObj>
       </w:sdtPr>
-      <w:sdtEndPr>
-        <w:rPr>
-          <w:rFonts w:ascii="Times New Roman" w:eastAsiaTheme="minorHAnsi" w:hAnsi="Times New Roman" w:cstheme="minorBidi"/>
-          <w:b w:val="0"/>
-          <w:bCs w:val="0"/>
-          <w:color w:val="auto"/>
-          <w:szCs w:val="22"/>
-        </w:rPr>
-      </w:sdtEndPr>
       <w:sdtContent>
         <w:p>
           <w:pPr>
@@ -325,16 +322,1156 @@
           </w:r>
         </w:p>
         <w:p>
-          <w:fldSimple w:instr=" TOC \o &quot;1-3&quot; \h \z \u ">
-            <w:r>
-              <w:rPr>
-                <w:b/>
-                <w:bCs/>
-                <w:noProof/>
-              </w:rPr>
-              <w:t>Элементы оглавления не найдены.</w:t>
-            </w:r>
-          </w:fldSimple>
+          <w:pPr>
+            <w:pStyle w:val="11"/>
+            <w:tabs>
+              <w:tab w:val="right" w:leader="dot" w:pos="9345"/>
+            </w:tabs>
+            <w:rPr>
+              <w:rFonts w:asciiTheme="minorHAnsi" w:eastAsiaTheme="minorEastAsia" w:hAnsiTheme="minorHAnsi"/>
+              <w:noProof/>
+              <w:sz w:val="22"/>
+              <w:lang w:eastAsia="ru-RU"/>
+            </w:rPr>
+          </w:pPr>
+          <w:r>
+            <w:fldChar w:fldCharType="begin"/>
+          </w:r>
+          <w:r>
+            <w:instrText xml:space="preserve"> TOC \o "1-3" \h \z \u </w:instrText>
+          </w:r>
+          <w:r>
+            <w:fldChar w:fldCharType="separate"/>
+          </w:r>
+          <w:hyperlink w:anchor="_Toc222439847" w:history="1">
+            <w:r>
+              <w:rPr>
+                <w:rStyle w:val="a7"/>
+                <w:noProof/>
+              </w:rPr>
+              <w:t>Задание 1</w:t>
+            </w:r>
+            <w:r>
+              <w:rPr>
+                <w:noProof/>
+                <w:webHidden/>
+              </w:rPr>
+              <w:tab/>
+            </w:r>
+            <w:r>
+              <w:rPr>
+                <w:noProof/>
+                <w:webHidden/>
+              </w:rPr>
+              <w:fldChar w:fldCharType="begin"/>
+            </w:r>
+            <w:r>
+              <w:rPr>
+                <w:noProof/>
+                <w:webHidden/>
+              </w:rPr>
+              <w:instrText xml:space="preserve"> PAGEREF _Toc222439847 \h </w:instrText>
+            </w:r>
+            <w:r>
+              <w:rPr>
+                <w:noProof/>
+                <w:webHidden/>
+              </w:rPr>
+            </w:r>
+            <w:r>
+              <w:rPr>
+                <w:noProof/>
+                <w:webHidden/>
+              </w:rPr>
+              <w:fldChar w:fldCharType="separate"/>
+            </w:r>
+            <w:r>
+              <w:rPr>
+                <w:noProof/>
+                <w:webHidden/>
+              </w:rPr>
+              <w:t>3</w:t>
+            </w:r>
+            <w:r>
+              <w:rPr>
+                <w:noProof/>
+                <w:webHidden/>
+              </w:rPr>
+              <w:fldChar w:fldCharType="end"/>
+            </w:r>
+          </w:hyperlink>
+        </w:p>
+        <w:p>
+          <w:pPr>
+            <w:pStyle w:val="21"/>
+            <w:tabs>
+              <w:tab w:val="right" w:leader="dot" w:pos="9345"/>
+            </w:tabs>
+            <w:rPr>
+              <w:rFonts w:asciiTheme="minorHAnsi" w:eastAsiaTheme="minorEastAsia" w:hAnsiTheme="minorHAnsi"/>
+              <w:noProof/>
+              <w:sz w:val="22"/>
+              <w:lang w:eastAsia="ru-RU"/>
+            </w:rPr>
+          </w:pPr>
+          <w:hyperlink w:anchor="_Toc222439848" w:history="1">
+            <w:r>
+              <w:rPr>
+                <w:rStyle w:val="a7"/>
+                <w:noProof/>
+              </w:rPr>
+              <w:t>1.1</w:t>
+            </w:r>
+            <w:r>
+              <w:rPr>
+                <w:noProof/>
+                <w:webHidden/>
+              </w:rPr>
+              <w:tab/>
+            </w:r>
+            <w:r>
+              <w:rPr>
+                <w:noProof/>
+                <w:webHidden/>
+              </w:rPr>
+              <w:fldChar w:fldCharType="begin"/>
+            </w:r>
+            <w:r>
+              <w:rPr>
+                <w:noProof/>
+                <w:webHidden/>
+              </w:rPr>
+              <w:instrText xml:space="preserve"> PAGEREF _Toc222439848 \h </w:instrText>
+            </w:r>
+            <w:r>
+              <w:rPr>
+                <w:noProof/>
+                <w:webHidden/>
+              </w:rPr>
+            </w:r>
+            <w:r>
+              <w:rPr>
+                <w:noProof/>
+                <w:webHidden/>
+              </w:rPr>
+              <w:fldChar w:fldCharType="separate"/>
+            </w:r>
+            <w:r>
+              <w:rPr>
+                <w:noProof/>
+                <w:webHidden/>
+              </w:rPr>
+              <w:t>3</w:t>
+            </w:r>
+            <w:r>
+              <w:rPr>
+                <w:noProof/>
+                <w:webHidden/>
+              </w:rPr>
+              <w:fldChar w:fldCharType="end"/>
+            </w:r>
+          </w:hyperlink>
+        </w:p>
+        <w:p>
+          <w:pPr>
+            <w:pStyle w:val="21"/>
+            <w:tabs>
+              <w:tab w:val="right" w:leader="dot" w:pos="9345"/>
+            </w:tabs>
+            <w:rPr>
+              <w:rFonts w:asciiTheme="minorHAnsi" w:eastAsiaTheme="minorEastAsia" w:hAnsiTheme="minorHAnsi"/>
+              <w:noProof/>
+              <w:sz w:val="22"/>
+              <w:lang w:eastAsia="ru-RU"/>
+            </w:rPr>
+          </w:pPr>
+          <w:hyperlink w:anchor="_Toc222439849" w:history="1">
+            <w:r>
+              <w:rPr>
+                <w:rStyle w:val="a7"/>
+                <w:noProof/>
+              </w:rPr>
+              <w:t>1.2</w:t>
+            </w:r>
+            <w:r>
+              <w:rPr>
+                <w:noProof/>
+                <w:webHidden/>
+              </w:rPr>
+              <w:tab/>
+            </w:r>
+            <w:r>
+              <w:rPr>
+                <w:noProof/>
+                <w:webHidden/>
+              </w:rPr>
+              <w:fldChar w:fldCharType="begin"/>
+            </w:r>
+            <w:r>
+              <w:rPr>
+                <w:noProof/>
+                <w:webHidden/>
+              </w:rPr>
+              <w:instrText xml:space="preserve"> PAGEREF _Toc222439849 \h </w:instrText>
+            </w:r>
+            <w:r>
+              <w:rPr>
+                <w:noProof/>
+                <w:webHidden/>
+              </w:rPr>
+            </w:r>
+            <w:r>
+              <w:rPr>
+                <w:noProof/>
+                <w:webHidden/>
+              </w:rPr>
+              <w:fldChar w:fldCharType="separate"/>
+            </w:r>
+            <w:r>
+              <w:rPr>
+                <w:noProof/>
+                <w:webHidden/>
+              </w:rPr>
+              <w:t>3</w:t>
+            </w:r>
+            <w:r>
+              <w:rPr>
+                <w:noProof/>
+                <w:webHidden/>
+              </w:rPr>
+              <w:fldChar w:fldCharType="end"/>
+            </w:r>
+          </w:hyperlink>
+        </w:p>
+        <w:p>
+          <w:pPr>
+            <w:pStyle w:val="21"/>
+            <w:tabs>
+              <w:tab w:val="right" w:leader="dot" w:pos="9345"/>
+            </w:tabs>
+            <w:rPr>
+              <w:rFonts w:asciiTheme="minorHAnsi" w:eastAsiaTheme="minorEastAsia" w:hAnsiTheme="minorHAnsi"/>
+              <w:noProof/>
+              <w:sz w:val="22"/>
+              <w:lang w:eastAsia="ru-RU"/>
+            </w:rPr>
+          </w:pPr>
+          <w:hyperlink w:anchor="_Toc222439850" w:history="1">
+            <w:r>
+              <w:rPr>
+                <w:rStyle w:val="a7"/>
+                <w:noProof/>
+                <w:lang w:val="en-US"/>
+              </w:rPr>
+              <w:t>1.3</w:t>
+            </w:r>
+            <w:r>
+              <w:rPr>
+                <w:noProof/>
+                <w:webHidden/>
+              </w:rPr>
+              <w:tab/>
+            </w:r>
+            <w:r>
+              <w:rPr>
+                <w:noProof/>
+                <w:webHidden/>
+              </w:rPr>
+              <w:fldChar w:fldCharType="begin"/>
+            </w:r>
+            <w:r>
+              <w:rPr>
+                <w:noProof/>
+                <w:webHidden/>
+              </w:rPr>
+              <w:instrText xml:space="preserve"> PAGEREF _Toc222439850 \h </w:instrText>
+            </w:r>
+            <w:r>
+              <w:rPr>
+                <w:noProof/>
+                <w:webHidden/>
+              </w:rPr>
+            </w:r>
+            <w:r>
+              <w:rPr>
+                <w:noProof/>
+                <w:webHidden/>
+              </w:rPr>
+              <w:fldChar w:fldCharType="separate"/>
+            </w:r>
+            <w:r>
+              <w:rPr>
+                <w:noProof/>
+                <w:webHidden/>
+              </w:rPr>
+              <w:t>3</w:t>
+            </w:r>
+            <w:r>
+              <w:rPr>
+                <w:noProof/>
+                <w:webHidden/>
+              </w:rPr>
+              <w:fldChar w:fldCharType="end"/>
+            </w:r>
+          </w:hyperlink>
+        </w:p>
+        <w:p>
+          <w:pPr>
+            <w:pStyle w:val="21"/>
+            <w:tabs>
+              <w:tab w:val="right" w:leader="dot" w:pos="9345"/>
+            </w:tabs>
+            <w:rPr>
+              <w:rFonts w:asciiTheme="minorHAnsi" w:eastAsiaTheme="minorEastAsia" w:hAnsiTheme="minorHAnsi"/>
+              <w:noProof/>
+              <w:sz w:val="22"/>
+              <w:lang w:eastAsia="ru-RU"/>
+            </w:rPr>
+          </w:pPr>
+          <w:hyperlink w:anchor="_Toc222439851" w:history="1">
+            <w:r>
+              <w:rPr>
+                <w:rStyle w:val="a7"/>
+                <w:noProof/>
+              </w:rPr>
+              <w:t>1.4</w:t>
+            </w:r>
+            <w:r>
+              <w:rPr>
+                <w:noProof/>
+                <w:webHidden/>
+              </w:rPr>
+              <w:tab/>
+            </w:r>
+            <w:r>
+              <w:rPr>
+                <w:noProof/>
+                <w:webHidden/>
+              </w:rPr>
+              <w:fldChar w:fldCharType="begin"/>
+            </w:r>
+            <w:r>
+              <w:rPr>
+                <w:noProof/>
+                <w:webHidden/>
+              </w:rPr>
+              <w:instrText xml:space="preserve"> PAGEREF _Toc222439851 \h </w:instrText>
+            </w:r>
+            <w:r>
+              <w:rPr>
+                <w:noProof/>
+                <w:webHidden/>
+              </w:rPr>
+            </w:r>
+            <w:r>
+              <w:rPr>
+                <w:noProof/>
+                <w:webHidden/>
+              </w:rPr>
+              <w:fldChar w:fldCharType="separate"/>
+            </w:r>
+            <w:r>
+              <w:rPr>
+                <w:noProof/>
+                <w:webHidden/>
+              </w:rPr>
+              <w:t>4</w:t>
+            </w:r>
+            <w:r>
+              <w:rPr>
+                <w:noProof/>
+                <w:webHidden/>
+              </w:rPr>
+              <w:fldChar w:fldCharType="end"/>
+            </w:r>
+          </w:hyperlink>
+        </w:p>
+        <w:p>
+          <w:pPr>
+            <w:pStyle w:val="11"/>
+            <w:tabs>
+              <w:tab w:val="right" w:leader="dot" w:pos="9345"/>
+            </w:tabs>
+            <w:rPr>
+              <w:rFonts w:asciiTheme="minorHAnsi" w:eastAsiaTheme="minorEastAsia" w:hAnsiTheme="minorHAnsi"/>
+              <w:noProof/>
+              <w:sz w:val="22"/>
+              <w:lang w:eastAsia="ru-RU"/>
+            </w:rPr>
+          </w:pPr>
+          <w:hyperlink w:anchor="_Toc222439852" w:history="1">
+            <w:r>
+              <w:rPr>
+                <w:rStyle w:val="a7"/>
+                <w:noProof/>
+              </w:rPr>
+              <w:t>Задание 2</w:t>
+            </w:r>
+            <w:r>
+              <w:rPr>
+                <w:noProof/>
+                <w:webHidden/>
+              </w:rPr>
+              <w:tab/>
+            </w:r>
+            <w:r>
+              <w:rPr>
+                <w:noProof/>
+                <w:webHidden/>
+              </w:rPr>
+              <w:fldChar w:fldCharType="begin"/>
+            </w:r>
+            <w:r>
+              <w:rPr>
+                <w:noProof/>
+                <w:webHidden/>
+              </w:rPr>
+              <w:instrText xml:space="preserve"> PAGEREF _Toc222439852 \h </w:instrText>
+            </w:r>
+            <w:r>
+              <w:rPr>
+                <w:noProof/>
+                <w:webHidden/>
+              </w:rPr>
+            </w:r>
+            <w:r>
+              <w:rPr>
+                <w:noProof/>
+                <w:webHidden/>
+              </w:rPr>
+              <w:fldChar w:fldCharType="separate"/>
+            </w:r>
+            <w:r>
+              <w:rPr>
+                <w:noProof/>
+                <w:webHidden/>
+              </w:rPr>
+              <w:t>6</w:t>
+            </w:r>
+            <w:r>
+              <w:rPr>
+                <w:noProof/>
+                <w:webHidden/>
+              </w:rPr>
+              <w:fldChar w:fldCharType="end"/>
+            </w:r>
+          </w:hyperlink>
+        </w:p>
+        <w:p>
+          <w:pPr>
+            <w:pStyle w:val="21"/>
+            <w:tabs>
+              <w:tab w:val="right" w:leader="dot" w:pos="9345"/>
+            </w:tabs>
+            <w:rPr>
+              <w:rFonts w:asciiTheme="minorHAnsi" w:eastAsiaTheme="minorEastAsia" w:hAnsiTheme="minorHAnsi"/>
+              <w:noProof/>
+              <w:sz w:val="22"/>
+              <w:lang w:eastAsia="ru-RU"/>
+            </w:rPr>
+          </w:pPr>
+          <w:hyperlink w:anchor="_Toc222439853" w:history="1">
+            <w:r>
+              <w:rPr>
+                <w:rStyle w:val="a7"/>
+                <w:noProof/>
+              </w:rPr>
+              <w:t>2.1</w:t>
+            </w:r>
+            <w:r>
+              <w:rPr>
+                <w:noProof/>
+                <w:webHidden/>
+              </w:rPr>
+              <w:tab/>
+            </w:r>
+            <w:r>
+              <w:rPr>
+                <w:noProof/>
+                <w:webHidden/>
+              </w:rPr>
+              <w:fldChar w:fldCharType="begin"/>
+            </w:r>
+            <w:r>
+              <w:rPr>
+                <w:noProof/>
+                <w:webHidden/>
+              </w:rPr>
+              <w:instrText xml:space="preserve"> PAGEREF _Toc222439853 \h </w:instrText>
+            </w:r>
+            <w:r>
+              <w:rPr>
+                <w:noProof/>
+                <w:webHidden/>
+              </w:rPr>
+            </w:r>
+            <w:r>
+              <w:rPr>
+                <w:noProof/>
+                <w:webHidden/>
+              </w:rPr>
+              <w:fldChar w:fldCharType="separate"/>
+            </w:r>
+            <w:r>
+              <w:rPr>
+                <w:noProof/>
+                <w:webHidden/>
+              </w:rPr>
+              <w:t>6</w:t>
+            </w:r>
+            <w:r>
+              <w:rPr>
+                <w:noProof/>
+                <w:webHidden/>
+              </w:rPr>
+              <w:fldChar w:fldCharType="end"/>
+            </w:r>
+          </w:hyperlink>
+        </w:p>
+        <w:p>
+          <w:pPr>
+            <w:pStyle w:val="21"/>
+            <w:tabs>
+              <w:tab w:val="right" w:leader="dot" w:pos="9345"/>
+            </w:tabs>
+            <w:rPr>
+              <w:rFonts w:asciiTheme="minorHAnsi" w:eastAsiaTheme="minorEastAsia" w:hAnsiTheme="minorHAnsi"/>
+              <w:noProof/>
+              <w:sz w:val="22"/>
+              <w:lang w:eastAsia="ru-RU"/>
+            </w:rPr>
+          </w:pPr>
+          <w:hyperlink w:anchor="_Toc222439854" w:history="1">
+            <w:r>
+              <w:rPr>
+                <w:rStyle w:val="a7"/>
+                <w:noProof/>
+              </w:rPr>
+              <w:t>2.2</w:t>
+            </w:r>
+            <w:r>
+              <w:rPr>
+                <w:noProof/>
+                <w:webHidden/>
+              </w:rPr>
+              <w:tab/>
+            </w:r>
+            <w:r>
+              <w:rPr>
+                <w:noProof/>
+                <w:webHidden/>
+              </w:rPr>
+              <w:fldChar w:fldCharType="begin"/>
+            </w:r>
+            <w:r>
+              <w:rPr>
+                <w:noProof/>
+                <w:webHidden/>
+              </w:rPr>
+              <w:instrText xml:space="preserve"> PAGEREF _Toc222439854 \h </w:instrText>
+            </w:r>
+            <w:r>
+              <w:rPr>
+                <w:noProof/>
+                <w:webHidden/>
+              </w:rPr>
+            </w:r>
+            <w:r>
+              <w:rPr>
+                <w:noProof/>
+                <w:webHidden/>
+              </w:rPr>
+              <w:fldChar w:fldCharType="separate"/>
+            </w:r>
+            <w:r>
+              <w:rPr>
+                <w:noProof/>
+                <w:webHidden/>
+              </w:rPr>
+              <w:t>6</w:t>
+            </w:r>
+            <w:r>
+              <w:rPr>
+                <w:noProof/>
+                <w:webHidden/>
+              </w:rPr>
+              <w:fldChar w:fldCharType="end"/>
+            </w:r>
+          </w:hyperlink>
+        </w:p>
+        <w:p>
+          <w:pPr>
+            <w:pStyle w:val="11"/>
+            <w:tabs>
+              <w:tab w:val="right" w:leader="dot" w:pos="9345"/>
+            </w:tabs>
+            <w:rPr>
+              <w:rFonts w:asciiTheme="minorHAnsi" w:eastAsiaTheme="minorEastAsia" w:hAnsiTheme="minorHAnsi"/>
+              <w:noProof/>
+              <w:sz w:val="22"/>
+              <w:lang w:eastAsia="ru-RU"/>
+            </w:rPr>
+          </w:pPr>
+          <w:hyperlink w:anchor="_Toc222439855" w:history="1">
+            <w:r>
+              <w:rPr>
+                <w:rStyle w:val="a7"/>
+                <w:noProof/>
+              </w:rPr>
+              <w:t>Задание 3</w:t>
+            </w:r>
+            <w:r>
+              <w:rPr>
+                <w:noProof/>
+                <w:webHidden/>
+              </w:rPr>
+              <w:tab/>
+            </w:r>
+            <w:r>
+              <w:rPr>
+                <w:noProof/>
+                <w:webHidden/>
+              </w:rPr>
+              <w:fldChar w:fldCharType="begin"/>
+            </w:r>
+            <w:r>
+              <w:rPr>
+                <w:noProof/>
+                <w:webHidden/>
+              </w:rPr>
+              <w:instrText xml:space="preserve"> PAGEREF _Toc222439855 \h </w:instrText>
+            </w:r>
+            <w:r>
+              <w:rPr>
+                <w:noProof/>
+                <w:webHidden/>
+              </w:rPr>
+            </w:r>
+            <w:r>
+              <w:rPr>
+                <w:noProof/>
+                <w:webHidden/>
+              </w:rPr>
+              <w:fldChar w:fldCharType="separate"/>
+            </w:r>
+            <w:r>
+              <w:rPr>
+                <w:noProof/>
+                <w:webHidden/>
+              </w:rPr>
+              <w:t>7</w:t>
+            </w:r>
+            <w:r>
+              <w:rPr>
+                <w:noProof/>
+                <w:webHidden/>
+              </w:rPr>
+              <w:fldChar w:fldCharType="end"/>
+            </w:r>
+          </w:hyperlink>
+        </w:p>
+        <w:p>
+          <w:pPr>
+            <w:pStyle w:val="21"/>
+            <w:tabs>
+              <w:tab w:val="right" w:leader="dot" w:pos="9345"/>
+            </w:tabs>
+            <w:rPr>
+              <w:rFonts w:asciiTheme="minorHAnsi" w:eastAsiaTheme="minorEastAsia" w:hAnsiTheme="minorHAnsi"/>
+              <w:noProof/>
+              <w:sz w:val="22"/>
+              <w:lang w:eastAsia="ru-RU"/>
+            </w:rPr>
+          </w:pPr>
+          <w:hyperlink w:anchor="_Toc222439856" w:history="1">
+            <w:r>
+              <w:rPr>
+                <w:rStyle w:val="a7"/>
+                <w:noProof/>
+              </w:rPr>
+              <w:t>3.1</w:t>
+            </w:r>
+            <w:r>
+              <w:rPr>
+                <w:noProof/>
+                <w:webHidden/>
+              </w:rPr>
+              <w:tab/>
+            </w:r>
+            <w:r>
+              <w:rPr>
+                <w:noProof/>
+                <w:webHidden/>
+              </w:rPr>
+              <w:fldChar w:fldCharType="begin"/>
+            </w:r>
+            <w:r>
+              <w:rPr>
+                <w:noProof/>
+                <w:webHidden/>
+              </w:rPr>
+              <w:instrText xml:space="preserve"> PAGEREF _Toc222439856 \h </w:instrText>
+            </w:r>
+            <w:r>
+              <w:rPr>
+                <w:noProof/>
+                <w:webHidden/>
+              </w:rPr>
+            </w:r>
+            <w:r>
+              <w:rPr>
+                <w:noProof/>
+                <w:webHidden/>
+              </w:rPr>
+              <w:fldChar w:fldCharType="separate"/>
+            </w:r>
+            <w:r>
+              <w:rPr>
+                <w:noProof/>
+                <w:webHidden/>
+              </w:rPr>
+              <w:t>7</w:t>
+            </w:r>
+            <w:r>
+              <w:rPr>
+                <w:noProof/>
+                <w:webHidden/>
+              </w:rPr>
+              <w:fldChar w:fldCharType="end"/>
+            </w:r>
+          </w:hyperlink>
+        </w:p>
+        <w:p>
+          <w:pPr>
+            <w:pStyle w:val="21"/>
+            <w:tabs>
+              <w:tab w:val="right" w:leader="dot" w:pos="9345"/>
+            </w:tabs>
+            <w:rPr>
+              <w:rFonts w:asciiTheme="minorHAnsi" w:eastAsiaTheme="minorEastAsia" w:hAnsiTheme="minorHAnsi"/>
+              <w:noProof/>
+              <w:sz w:val="22"/>
+              <w:lang w:eastAsia="ru-RU"/>
+            </w:rPr>
+          </w:pPr>
+          <w:hyperlink w:anchor="_Toc222439857" w:history="1">
+            <w:r>
+              <w:rPr>
+                <w:rStyle w:val="a7"/>
+                <w:noProof/>
+              </w:rPr>
+              <w:t>3.2</w:t>
+            </w:r>
+            <w:r>
+              <w:rPr>
+                <w:noProof/>
+                <w:webHidden/>
+              </w:rPr>
+              <w:tab/>
+            </w:r>
+            <w:r>
+              <w:rPr>
+                <w:noProof/>
+                <w:webHidden/>
+              </w:rPr>
+              <w:fldChar w:fldCharType="begin"/>
+            </w:r>
+            <w:r>
+              <w:rPr>
+                <w:noProof/>
+                <w:webHidden/>
+              </w:rPr>
+              <w:instrText xml:space="preserve"> PAGEREF _Toc222439857 \h </w:instrText>
+            </w:r>
+            <w:r>
+              <w:rPr>
+                <w:noProof/>
+                <w:webHidden/>
+              </w:rPr>
+            </w:r>
+            <w:r>
+              <w:rPr>
+                <w:noProof/>
+                <w:webHidden/>
+              </w:rPr>
+              <w:fldChar w:fldCharType="separate"/>
+            </w:r>
+            <w:r>
+              <w:rPr>
+                <w:noProof/>
+                <w:webHidden/>
+              </w:rPr>
+              <w:t>8</w:t>
+            </w:r>
+            <w:r>
+              <w:rPr>
+                <w:noProof/>
+                <w:webHidden/>
+              </w:rPr>
+              <w:fldChar w:fldCharType="end"/>
+            </w:r>
+          </w:hyperlink>
+        </w:p>
+        <w:p>
+          <w:pPr>
+            <w:pStyle w:val="11"/>
+            <w:tabs>
+              <w:tab w:val="right" w:leader="dot" w:pos="9345"/>
+            </w:tabs>
+            <w:rPr>
+              <w:rFonts w:asciiTheme="minorHAnsi" w:eastAsiaTheme="minorEastAsia" w:hAnsiTheme="minorHAnsi"/>
+              <w:noProof/>
+              <w:sz w:val="22"/>
+              <w:lang w:eastAsia="ru-RU"/>
+            </w:rPr>
+          </w:pPr>
+          <w:hyperlink w:anchor="_Toc222439858" w:history="1">
+            <w:r>
+              <w:rPr>
+                <w:rStyle w:val="a7"/>
+                <w:noProof/>
+              </w:rPr>
+              <w:t>Задание 4</w:t>
+            </w:r>
+            <w:r>
+              <w:rPr>
+                <w:noProof/>
+                <w:webHidden/>
+              </w:rPr>
+              <w:tab/>
+            </w:r>
+            <w:r>
+              <w:rPr>
+                <w:noProof/>
+                <w:webHidden/>
+              </w:rPr>
+              <w:fldChar w:fldCharType="begin"/>
+            </w:r>
+            <w:r>
+              <w:rPr>
+                <w:noProof/>
+                <w:webHidden/>
+              </w:rPr>
+              <w:instrText xml:space="preserve"> PAGEREF _Toc222439858 \h </w:instrText>
+            </w:r>
+            <w:r>
+              <w:rPr>
+                <w:noProof/>
+                <w:webHidden/>
+              </w:rPr>
+            </w:r>
+            <w:r>
+              <w:rPr>
+                <w:noProof/>
+                <w:webHidden/>
+              </w:rPr>
+              <w:fldChar w:fldCharType="separate"/>
+            </w:r>
+            <w:r>
+              <w:rPr>
+                <w:noProof/>
+                <w:webHidden/>
+              </w:rPr>
+              <w:t>12</w:t>
+            </w:r>
+            <w:r>
+              <w:rPr>
+                <w:noProof/>
+                <w:webHidden/>
+              </w:rPr>
+              <w:fldChar w:fldCharType="end"/>
+            </w:r>
+          </w:hyperlink>
+        </w:p>
+        <w:p>
+          <w:pPr>
+            <w:pStyle w:val="11"/>
+            <w:tabs>
+              <w:tab w:val="right" w:leader="dot" w:pos="9345"/>
+            </w:tabs>
+            <w:rPr>
+              <w:rFonts w:asciiTheme="minorHAnsi" w:eastAsiaTheme="minorEastAsia" w:hAnsiTheme="minorHAnsi"/>
+              <w:noProof/>
+              <w:sz w:val="22"/>
+              <w:lang w:eastAsia="ru-RU"/>
+            </w:rPr>
+          </w:pPr>
+          <w:hyperlink w:anchor="_Toc222439859" w:history="1">
+            <w:r>
+              <w:rPr>
+                <w:rStyle w:val="a7"/>
+                <w:noProof/>
+              </w:rPr>
+              <w:t>Задание 5</w:t>
+            </w:r>
+            <w:r>
+              <w:rPr>
+                <w:noProof/>
+                <w:webHidden/>
+              </w:rPr>
+              <w:tab/>
+            </w:r>
+            <w:r>
+              <w:rPr>
+                <w:noProof/>
+                <w:webHidden/>
+              </w:rPr>
+              <w:fldChar w:fldCharType="begin"/>
+            </w:r>
+            <w:r>
+              <w:rPr>
+                <w:noProof/>
+                <w:webHidden/>
+              </w:rPr>
+              <w:instrText xml:space="preserve"> PAGEREF _Toc222439859 \h </w:instrText>
+            </w:r>
+            <w:r>
+              <w:rPr>
+                <w:noProof/>
+                <w:webHidden/>
+              </w:rPr>
+            </w:r>
+            <w:r>
+              <w:rPr>
+                <w:noProof/>
+                <w:webHidden/>
+              </w:rPr>
+              <w:fldChar w:fldCharType="separate"/>
+            </w:r>
+            <w:r>
+              <w:rPr>
+                <w:noProof/>
+                <w:webHidden/>
+              </w:rPr>
+              <w:t>13</w:t>
+            </w:r>
+            <w:r>
+              <w:rPr>
+                <w:noProof/>
+                <w:webHidden/>
+              </w:rPr>
+              <w:fldChar w:fldCharType="end"/>
+            </w:r>
+          </w:hyperlink>
+        </w:p>
+        <w:p>
+          <w:pPr>
+            <w:pStyle w:val="21"/>
+            <w:tabs>
+              <w:tab w:val="right" w:leader="dot" w:pos="9345"/>
+            </w:tabs>
+            <w:rPr>
+              <w:rFonts w:asciiTheme="minorHAnsi" w:eastAsiaTheme="minorEastAsia" w:hAnsiTheme="minorHAnsi"/>
+              <w:noProof/>
+              <w:sz w:val="22"/>
+              <w:lang w:eastAsia="ru-RU"/>
+            </w:rPr>
+          </w:pPr>
+          <w:hyperlink w:anchor="_Toc222439860" w:history="1">
+            <w:r>
+              <w:rPr>
+                <w:rStyle w:val="a7"/>
+                <w:noProof/>
+              </w:rPr>
+              <w:t>5.1</w:t>
+            </w:r>
+            <w:r>
+              <w:rPr>
+                <w:noProof/>
+                <w:webHidden/>
+              </w:rPr>
+              <w:tab/>
+            </w:r>
+            <w:r>
+              <w:rPr>
+                <w:noProof/>
+                <w:webHidden/>
+              </w:rPr>
+              <w:fldChar w:fldCharType="begin"/>
+            </w:r>
+            <w:r>
+              <w:rPr>
+                <w:noProof/>
+                <w:webHidden/>
+              </w:rPr>
+              <w:instrText xml:space="preserve"> PAGEREF _Toc222439860 \h </w:instrText>
+            </w:r>
+            <w:r>
+              <w:rPr>
+                <w:noProof/>
+                <w:webHidden/>
+              </w:rPr>
+            </w:r>
+            <w:r>
+              <w:rPr>
+                <w:noProof/>
+                <w:webHidden/>
+              </w:rPr>
+              <w:fldChar w:fldCharType="separate"/>
+            </w:r>
+            <w:r>
+              <w:rPr>
+                <w:noProof/>
+                <w:webHidden/>
+              </w:rPr>
+              <w:t>13</w:t>
+            </w:r>
+            <w:r>
+              <w:rPr>
+                <w:noProof/>
+                <w:webHidden/>
+              </w:rPr>
+              <w:fldChar w:fldCharType="end"/>
+            </w:r>
+          </w:hyperlink>
+        </w:p>
+        <w:p>
+          <w:pPr>
+            <w:pStyle w:val="21"/>
+            <w:tabs>
+              <w:tab w:val="right" w:leader="dot" w:pos="9345"/>
+            </w:tabs>
+            <w:rPr>
+              <w:rFonts w:asciiTheme="minorHAnsi" w:eastAsiaTheme="minorEastAsia" w:hAnsiTheme="minorHAnsi"/>
+              <w:noProof/>
+              <w:sz w:val="22"/>
+              <w:lang w:eastAsia="ru-RU"/>
+            </w:rPr>
+          </w:pPr>
+          <w:hyperlink w:anchor="_Toc222439861" w:history="1">
+            <w:r>
+              <w:rPr>
+                <w:rStyle w:val="a7"/>
+                <w:noProof/>
+                <w:lang w:eastAsia="ru-RU"/>
+              </w:rPr>
+              <w:t>5.2</w:t>
+            </w:r>
+            <w:r>
+              <w:rPr>
+                <w:noProof/>
+                <w:webHidden/>
+              </w:rPr>
+              <w:tab/>
+            </w:r>
+            <w:r>
+              <w:rPr>
+                <w:noProof/>
+                <w:webHidden/>
+              </w:rPr>
+              <w:fldChar w:fldCharType="begin"/>
+            </w:r>
+            <w:r>
+              <w:rPr>
+                <w:noProof/>
+                <w:webHidden/>
+              </w:rPr>
+              <w:instrText xml:space="preserve"> PAGEREF _Toc222439861 \h </w:instrText>
+            </w:r>
+            <w:r>
+              <w:rPr>
+                <w:noProof/>
+                <w:webHidden/>
+              </w:rPr>
+            </w:r>
+            <w:r>
+              <w:rPr>
+                <w:noProof/>
+                <w:webHidden/>
+              </w:rPr>
+              <w:fldChar w:fldCharType="separate"/>
+            </w:r>
+            <w:r>
+              <w:rPr>
+                <w:noProof/>
+                <w:webHidden/>
+              </w:rPr>
+              <w:t>14</w:t>
+            </w:r>
+            <w:r>
+              <w:rPr>
+                <w:noProof/>
+                <w:webHidden/>
+              </w:rPr>
+              <w:fldChar w:fldCharType="end"/>
+            </w:r>
+          </w:hyperlink>
+        </w:p>
+        <w:p>
+          <w:pPr>
+            <w:pStyle w:val="21"/>
+            <w:tabs>
+              <w:tab w:val="right" w:leader="dot" w:pos="9345"/>
+            </w:tabs>
+            <w:rPr>
+              <w:rFonts w:asciiTheme="minorHAnsi" w:eastAsiaTheme="minorEastAsia" w:hAnsiTheme="minorHAnsi"/>
+              <w:noProof/>
+              <w:sz w:val="22"/>
+              <w:lang w:eastAsia="ru-RU"/>
+            </w:rPr>
+          </w:pPr>
+          <w:hyperlink w:anchor="_Toc222439862" w:history="1">
+            <w:r>
+              <w:rPr>
+                <w:rStyle w:val="a7"/>
+                <w:noProof/>
+              </w:rPr>
+              <w:t>5.3</w:t>
+            </w:r>
+            <w:r>
+              <w:rPr>
+                <w:noProof/>
+                <w:webHidden/>
+              </w:rPr>
+              <w:tab/>
+            </w:r>
+            <w:r>
+              <w:rPr>
+                <w:noProof/>
+                <w:webHidden/>
+              </w:rPr>
+              <w:fldChar w:fldCharType="begin"/>
+            </w:r>
+            <w:r>
+              <w:rPr>
+                <w:noProof/>
+                <w:webHidden/>
+              </w:rPr>
+              <w:instrText xml:space="preserve"> PAGEREF _Toc222439862 \h </w:instrText>
+            </w:r>
+            <w:r>
+              <w:rPr>
+                <w:noProof/>
+                <w:webHidden/>
+              </w:rPr>
+            </w:r>
+            <w:r>
+              <w:rPr>
+                <w:noProof/>
+                <w:webHidden/>
+              </w:rPr>
+              <w:fldChar w:fldCharType="separate"/>
+            </w:r>
+            <w:r>
+              <w:rPr>
+                <w:noProof/>
+                <w:webHidden/>
+              </w:rPr>
+              <w:t>19</w:t>
+            </w:r>
+            <w:r>
+              <w:rPr>
+                <w:noProof/>
+                <w:webHidden/>
+              </w:rPr>
+              <w:fldChar w:fldCharType="end"/>
+            </w:r>
+          </w:hyperlink>
+        </w:p>
+        <w:p>
+          <w:r>
+            <w:fldChar w:fldCharType="end"/>
+          </w:r>
         </w:p>
       </w:sdtContent>
     </w:sdt>
@@ -347,10 +1484,22 @@
       <w:pPr>
         <w:pStyle w:val="1"/>
       </w:pPr>
+      <w:bookmarkStart w:id="0" w:name="_Toc222439847"/>
       <w:r>
         <w:lastRenderedPageBreak/>
         <w:t>Задание 1</w:t>
       </w:r>
+      <w:bookmarkEnd w:id="0"/>
+    </w:p>
+    <w:p>
+      <w:pPr>
+        <w:pStyle w:val="2"/>
+      </w:pPr>
+      <w:bookmarkStart w:id="1" w:name="_Toc222439848"/>
+      <w:r>
+        <w:t>1.1</w:t>
+      </w:r>
+      <w:bookmarkEnd w:id="1"/>
     </w:p>
     <w:p>
       <w:r>
@@ -406,6 +1555,24 @@
       </w:r>
     </w:p>
     <w:p>
+      <w:pPr>
+        <w:pStyle w:val="2"/>
+        <w:rPr>
+          <w:lang w:val="en-US"/>
+        </w:rPr>
+      </w:pPr>
+      <w:bookmarkStart w:id="2" w:name="_Toc222439849"/>
+      <w:r>
+        <w:t>1.2</w:t>
+      </w:r>
+      <w:bookmarkEnd w:id="2"/>
+    </w:p>
+    <w:p>
+      <w:pPr>
+        <w:rPr>
+          <w:lang w:val="en-US"/>
+        </w:rPr>
+      </w:pPr>
       <w:r>
         <w:rPr>
           <w:noProof/>
@@ -457,6 +1624,19 @@
           </wp:inline>
         </w:drawing>
       </w:r>
+    </w:p>
+    <w:p>
+      <w:pPr>
+        <w:pStyle w:val="2"/>
+      </w:pPr>
+      <w:bookmarkStart w:id="3" w:name="_Toc222439850"/>
+      <w:r>
+        <w:rPr>
+          <w:lang w:val="en-US"/>
+        </w:rPr>
+        <w:t>1.3</w:t>
+      </w:r>
+      <w:bookmarkEnd w:id="3"/>
     </w:p>
     <w:p>
       <w:r>
@@ -566,16 +1746,25 @@
       </w:r>
     </w:p>
     <w:p>
+      <w:pPr>
+        <w:pStyle w:val="2"/>
+      </w:pPr>
+      <w:bookmarkStart w:id="4" w:name="_Toc222439851"/>
+      <w:r>
+        <w:t>1.4</w:t>
+      </w:r>
+      <w:bookmarkEnd w:id="4"/>
+    </w:p>
+    <w:p>
       <w:r>
         <w:rPr>
           <w:noProof/>
           <w:lang w:eastAsia="ru-RU"/>
         </w:rPr>
-        <w:lastRenderedPageBreak/>
         <w:drawing>
           <wp:inline distT="0" distB="0" distL="0" distR="0">
-            <wp:extent cx="5940425" cy="5675538"/>
-            <wp:effectExtent l="19050" t="0" r="3175" b="0"/>
+            <wp:extent cx="5185882" cy="4954640"/>
+            <wp:effectExtent l="19050" t="0" r="0" b="0"/>
             <wp:docPr id="13" name="Рисунок 13"/>
             <wp:cNvGraphicFramePr>
               <a:graphicFrameLocks xmlns:a="http://schemas.openxmlformats.org/drawingml/2006/main" noChangeAspect="1"/>
@@ -599,7 +1788,7 @@
                   <pic:spPr bwMode="auto">
                     <a:xfrm>
                       <a:off x="0" y="0"/>
-                      <a:ext cx="5940425" cy="5675538"/>
+                      <a:ext cx="5183949" cy="4952793"/>
                     </a:xfrm>
                     <a:prstGeom prst="rect">
                       <a:avLst/>
@@ -628,8 +1817,8 @@
         <w:lastRenderedPageBreak/>
         <w:drawing>
           <wp:inline distT="0" distB="0" distL="0" distR="0">
-            <wp:extent cx="5940425" cy="5124488"/>
-            <wp:effectExtent l="19050" t="0" r="3175" b="0"/>
+            <wp:extent cx="5028807" cy="4338084"/>
+            <wp:effectExtent l="19050" t="0" r="393" b="0"/>
             <wp:docPr id="16" name="Рисунок 16"/>
             <wp:cNvGraphicFramePr>
               <a:graphicFrameLocks xmlns:a="http://schemas.openxmlformats.org/drawingml/2006/main" noChangeAspect="1"/>
@@ -653,7 +1842,7 @@
                   <pic:spPr bwMode="auto">
                     <a:xfrm>
                       <a:off x="0" y="0"/>
-                      <a:ext cx="5940425" cy="5124488"/>
+                      <a:ext cx="5028410" cy="4337741"/>
                     </a:xfrm>
                     <a:prstGeom prst="rect">
                       <a:avLst/>
@@ -679,11 +1868,10 @@
           <w:noProof/>
           <w:lang w:eastAsia="ru-RU"/>
         </w:rPr>
-        <w:lastRenderedPageBreak/>
         <w:drawing>
           <wp:inline distT="0" distB="0" distL="0" distR="0">
-            <wp:extent cx="5940425" cy="5223605"/>
-            <wp:effectExtent l="19050" t="0" r="3175" b="0"/>
+            <wp:extent cx="4631096" cy="4072270"/>
+            <wp:effectExtent l="19050" t="0" r="0" b="0"/>
             <wp:docPr id="19" name="Рисунок 19"/>
             <wp:cNvGraphicFramePr>
               <a:graphicFrameLocks xmlns:a="http://schemas.openxmlformats.org/drawingml/2006/main" noChangeAspect="1"/>
@@ -707,7 +1895,7 @@
                   <pic:spPr bwMode="auto">
                     <a:xfrm>
                       <a:off x="0" y="0"/>
-                      <a:ext cx="5940425" cy="5223605"/>
+                      <a:ext cx="4633774" cy="4074625"/>
                     </a:xfrm>
                     <a:prstGeom prst="rect">
                       <a:avLst/>
@@ -731,9 +1919,22 @@
       <w:pPr>
         <w:pStyle w:val="1"/>
       </w:pPr>
-      <w:r>
+      <w:bookmarkStart w:id="5" w:name="_Toc222439852"/>
+      <w:r>
+        <w:lastRenderedPageBreak/>
         <w:t>Задание 2</w:t>
       </w:r>
+      <w:bookmarkEnd w:id="5"/>
+    </w:p>
+    <w:p>
+      <w:pPr>
+        <w:pStyle w:val="2"/>
+      </w:pPr>
+      <w:bookmarkStart w:id="6" w:name="_Toc222439853"/>
+      <w:r>
+        <w:t>2.1</w:t>
+      </w:r>
+      <w:bookmarkEnd w:id="6"/>
     </w:p>
     <w:p>
       <w:r>
@@ -900,7 +2101,6 @@
           <w:noProof/>
           <w:lang w:eastAsia="ru-RU"/>
         </w:rPr>
-        <w:lastRenderedPageBreak/>
         <w:drawing>
           <wp:inline distT="0" distB="0" distL="0" distR="0">
             <wp:extent cx="2870200" cy="866775"/>
@@ -949,6 +2149,16 @@
       </w:r>
     </w:p>
     <w:p>
+      <w:pPr>
+        <w:pStyle w:val="2"/>
+      </w:pPr>
+      <w:bookmarkStart w:id="7" w:name="_Toc222439854"/>
+      <w:r>
+        <w:t>2.2</w:t>
+      </w:r>
+      <w:bookmarkEnd w:id="7"/>
+    </w:p>
+    <w:p>
       <w:r>
         <w:rPr>
           <w:noProof/>
@@ -1005,9 +2215,22 @@
       <w:pPr>
         <w:pStyle w:val="1"/>
       </w:pPr>
-      <w:r>
+      <w:bookmarkStart w:id="8" w:name="_Toc222439855"/>
+      <w:r>
+        <w:lastRenderedPageBreak/>
         <w:t>Задание 3</w:t>
       </w:r>
+      <w:bookmarkEnd w:id="8"/>
+    </w:p>
+    <w:p>
+      <w:pPr>
+        <w:pStyle w:val="2"/>
+      </w:pPr>
+      <w:bookmarkStart w:id="9" w:name="_Toc222439856"/>
+      <w:r>
+        <w:t>3.1</w:t>
+      </w:r>
+      <w:bookmarkEnd w:id="9"/>
     </w:p>
     <w:p>
       <w:r>
@@ -1017,8 +2240,8 @@
         </w:rPr>
         <w:drawing>
           <wp:inline distT="0" distB="0" distL="0" distR="0">
-            <wp:extent cx="5940425" cy="5633626"/>
-            <wp:effectExtent l="19050" t="0" r="3175" b="0"/>
+            <wp:extent cx="5275964" cy="5003481"/>
+            <wp:effectExtent l="19050" t="0" r="886" b="0"/>
             <wp:docPr id="37" name="Рисунок 37"/>
             <wp:cNvGraphicFramePr>
               <a:graphicFrameLocks xmlns:a="http://schemas.openxmlformats.org/drawingml/2006/main" noChangeAspect="1"/>
@@ -1042,7 +2265,7 @@
                   <pic:spPr bwMode="auto">
                     <a:xfrm>
                       <a:off x="0" y="0"/>
-                      <a:ext cx="5940425" cy="5633626"/>
+                      <a:ext cx="5274439" cy="5002035"/>
                     </a:xfrm>
                     <a:prstGeom prst="rect">
                       <a:avLst/>
@@ -1063,17 +2286,27 @@
       </w:r>
     </w:p>
     <w:p>
+      <w:pPr>
+        <w:pStyle w:val="2"/>
+      </w:pPr>
+      <w:bookmarkStart w:id="10" w:name="_Toc222439857"/>
+      <w:r>
+        <w:lastRenderedPageBreak/>
+        <w:t>3.2</w:t>
+      </w:r>
+      <w:bookmarkEnd w:id="10"/>
+    </w:p>
+    <w:p>
       <w:r>
         <w:rPr>
           <w:noProof/>
           <w:lang w:eastAsia="ru-RU"/>
         </w:rPr>
-        <w:lastRenderedPageBreak/>
         <w:drawing>
           <wp:inline distT="0" distB="0" distL="0" distR="0">
-            <wp:extent cx="5940425" cy="5552213"/>
-            <wp:effectExtent l="19050" t="0" r="3175" b="0"/>
-            <wp:docPr id="40" name="Рисунок 40"/>
+            <wp:extent cx="4786866" cy="4474040"/>
+            <wp:effectExtent l="19050" t="0" r="0" b="0"/>
+            <wp:docPr id="15" name="Рисунок 40"/>
             <wp:cNvGraphicFramePr>
               <a:graphicFrameLocks xmlns:a="http://schemas.openxmlformats.org/drawingml/2006/main" noChangeAspect="1"/>
             </wp:cNvGraphicFramePr>
@@ -1096,7 +2329,7 @@
                   <pic:spPr bwMode="auto">
                     <a:xfrm>
                       <a:off x="0" y="0"/>
-                      <a:ext cx="5940425" cy="5552213"/>
+                      <a:ext cx="4788606" cy="4475667"/>
                     </a:xfrm>
                     <a:prstGeom prst="rect">
                       <a:avLst/>
@@ -1115,19 +2348,20 @@
           </wp:inline>
         </w:drawing>
       </w:r>
-      <w:r>
-        <w:t>\</w:t>
-      </w:r>
+    </w:p>
+    <w:p>
+      <w:pPr>
+        <w:pStyle w:val="2"/>
+      </w:pPr>
       <w:r>
         <w:rPr>
           <w:noProof/>
           <w:lang w:eastAsia="ru-RU"/>
         </w:rPr>
-        <w:lastRenderedPageBreak/>
         <w:drawing>
           <wp:inline distT="0" distB="0" distL="0" distR="0">
-            <wp:extent cx="5940425" cy="5170251"/>
-            <wp:effectExtent l="19050" t="0" r="3175" b="0"/>
+            <wp:extent cx="4507856" cy="3923414"/>
+            <wp:effectExtent l="19050" t="0" r="6994" b="0"/>
             <wp:docPr id="43" name="Рисунок 43"/>
             <wp:cNvGraphicFramePr>
               <a:graphicFrameLocks xmlns:a="http://schemas.openxmlformats.org/drawingml/2006/main" noChangeAspect="1"/>
@@ -1151,7 +2385,7 @@
                   <pic:spPr bwMode="auto">
                     <a:xfrm>
                       <a:off x="0" y="0"/>
-                      <a:ext cx="5940425" cy="5170251"/>
+                      <a:ext cx="4514001" cy="3928762"/>
                     </a:xfrm>
                     <a:prstGeom prst="rect">
                       <a:avLst/>
@@ -1171,16 +2405,18 @@
         </w:drawing>
       </w:r>
     </w:p>
+    <w:p/>
     <w:p>
       <w:r>
         <w:rPr>
           <w:noProof/>
           <w:lang w:eastAsia="ru-RU"/>
         </w:rPr>
+        <w:lastRenderedPageBreak/>
         <w:drawing>
           <wp:inline distT="0" distB="0" distL="0" distR="0">
-            <wp:extent cx="5940425" cy="655286"/>
-            <wp:effectExtent l="19050" t="0" r="3175" b="0"/>
+            <wp:extent cx="5286596" cy="583162"/>
+            <wp:effectExtent l="19050" t="0" r="9304" b="0"/>
             <wp:docPr id="46" name="Рисунок 46"/>
             <wp:cNvGraphicFramePr>
               <a:graphicFrameLocks xmlns:a="http://schemas.openxmlformats.org/drawingml/2006/main" noChangeAspect="1"/>
@@ -1204,7 +2440,7 @@
                   <pic:spPr bwMode="auto">
                     <a:xfrm>
                       <a:off x="0" y="0"/>
-                      <a:ext cx="5940425" cy="655286"/>
+                      <a:ext cx="5284626" cy="582945"/>
                     </a:xfrm>
                     <a:prstGeom prst="rect">
                       <a:avLst/>
@@ -1230,11 +2466,10 @@
           <w:noProof/>
           <w:lang w:eastAsia="ru-RU"/>
         </w:rPr>
-        <w:lastRenderedPageBreak/>
         <w:drawing>
           <wp:inline distT="0" distB="0" distL="0" distR="0">
-            <wp:extent cx="5940425" cy="3827458"/>
-            <wp:effectExtent l="19050" t="0" r="3175" b="0"/>
+            <wp:extent cx="4978252" cy="3207523"/>
+            <wp:effectExtent l="19050" t="0" r="0" b="0"/>
             <wp:docPr id="49" name="Рисунок 49"/>
             <wp:cNvGraphicFramePr>
               <a:graphicFrameLocks xmlns:a="http://schemas.openxmlformats.org/drawingml/2006/main" noChangeAspect="1"/>
@@ -1258,7 +2493,7 @@
                   <pic:spPr bwMode="auto">
                     <a:xfrm>
                       <a:off x="0" y="0"/>
-                      <a:ext cx="5940425" cy="3827458"/>
+                      <a:ext cx="4977910" cy="3207303"/>
                     </a:xfrm>
                     <a:prstGeom prst="rect">
                       <a:avLst/>
@@ -1284,11 +2519,10 @@
           <w:noProof/>
           <w:lang w:eastAsia="ru-RU"/>
         </w:rPr>
-        <w:lastRenderedPageBreak/>
         <w:drawing>
           <wp:inline distT="0" distB="0" distL="0" distR="0">
-            <wp:extent cx="5940425" cy="5555733"/>
-            <wp:effectExtent l="19050" t="0" r="3175" b="0"/>
+            <wp:extent cx="5059108" cy="4731489"/>
+            <wp:effectExtent l="19050" t="0" r="8192" b="0"/>
             <wp:docPr id="52" name="Рисунок 52"/>
             <wp:cNvGraphicFramePr>
               <a:graphicFrameLocks xmlns:a="http://schemas.openxmlformats.org/drawingml/2006/main" noChangeAspect="1"/>
@@ -1312,7 +2546,7 @@
                   <pic:spPr bwMode="auto">
                     <a:xfrm>
                       <a:off x="0" y="0"/>
-                      <a:ext cx="5940425" cy="5555733"/>
+                      <a:ext cx="5057222" cy="4729726"/>
                     </a:xfrm>
                     <a:prstGeom prst="rect">
                       <a:avLst/>
@@ -1338,6 +2572,7 @@
           <w:noProof/>
           <w:lang w:eastAsia="ru-RU"/>
         </w:rPr>
+        <w:lastRenderedPageBreak/>
         <w:drawing>
           <wp:inline distT="0" distB="0" distL="0" distR="0">
             <wp:extent cx="5940425" cy="1166159"/>
@@ -1446,7 +2681,7 @@
         </w:rPr>
         <w:drawing>
           <wp:inline distT="0" distB="0" distL="0" distR="0">
-            <wp:extent cx="2751455" cy="492760"/>
+            <wp:extent cx="5055693" cy="905428"/>
             <wp:effectExtent l="19050" t="0" r="0" b="0"/>
             <wp:docPr id="64" name="Рисунок 64"/>
             <wp:cNvGraphicFramePr>
@@ -1471,7 +2706,7 @@
                   <pic:spPr bwMode="auto">
                     <a:xfrm>
                       <a:off x="0" y="0"/>
-                      <a:ext cx="2751455" cy="492760"/>
+                      <a:ext cx="5093546" cy="912207"/>
                     </a:xfrm>
                     <a:prstGeom prst="rect">
                       <a:avLst/>
@@ -1497,7 +2732,6 @@
           <w:noProof/>
           <w:lang w:eastAsia="ru-RU"/>
         </w:rPr>
-        <w:lastRenderedPageBreak/>
         <w:drawing>
           <wp:inline distT="0" distB="0" distL="0" distR="0">
             <wp:extent cx="5940425" cy="1445823"/>
@@ -1553,8 +2787,8 @@
         </w:rPr>
         <w:drawing>
           <wp:inline distT="0" distB="0" distL="0" distR="0">
-            <wp:extent cx="2266315" cy="628015"/>
-            <wp:effectExtent l="19050" t="0" r="635" b="0"/>
+            <wp:extent cx="5601974" cy="1552354"/>
+            <wp:effectExtent l="19050" t="0" r="0" b="0"/>
             <wp:docPr id="67" name="Рисунок 67"/>
             <wp:cNvGraphicFramePr>
               <a:graphicFrameLocks xmlns:a="http://schemas.openxmlformats.org/drawingml/2006/main" noChangeAspect="1"/>
@@ -1578,7 +2812,7 @@
                   <pic:spPr bwMode="auto">
                     <a:xfrm>
                       <a:off x="0" y="0"/>
-                      <a:ext cx="2266315" cy="628015"/>
+                      <a:ext cx="5608171" cy="1554071"/>
                     </a:xfrm>
                     <a:prstGeom prst="rect">
                       <a:avLst/>
@@ -1604,10 +2838,11 @@
           <w:noProof/>
           <w:lang w:eastAsia="ru-RU"/>
         </w:rPr>
+        <w:lastRenderedPageBreak/>
         <w:drawing>
           <wp:inline distT="0" distB="0" distL="0" distR="0">
-            <wp:extent cx="5940425" cy="5654022"/>
-            <wp:effectExtent l="19050" t="0" r="3175" b="0"/>
+            <wp:extent cx="5212169" cy="4960877"/>
+            <wp:effectExtent l="19050" t="0" r="7531" b="0"/>
             <wp:docPr id="70" name="Рисунок 70"/>
             <wp:cNvGraphicFramePr>
               <a:graphicFrameLocks xmlns:a="http://schemas.openxmlformats.org/drawingml/2006/main" noChangeAspect="1"/>
@@ -1631,7 +2866,7 @@
                   <pic:spPr bwMode="auto">
                     <a:xfrm>
                       <a:off x="0" y="0"/>
-                      <a:ext cx="5940425" cy="5654022"/>
+                      <a:ext cx="5210226" cy="4959028"/>
                     </a:xfrm>
                     <a:prstGeom prst="rect">
                       <a:avLst/>
@@ -1709,14 +2944,990 @@
       <w:pPr>
         <w:pStyle w:val="1"/>
       </w:pPr>
+      <w:bookmarkStart w:id="11" w:name="_Toc222439858"/>
       <w:r>
         <w:t>Задание 4</w:t>
+      </w:r>
+      <w:bookmarkEnd w:id="11"/>
+    </w:p>
+    <w:p>
+      <w:r>
+        <w:rPr>
+          <w:noProof/>
+          <w:lang w:eastAsia="ru-RU"/>
+        </w:rPr>
+        <w:drawing>
+          <wp:inline distT="0" distB="0" distL="0" distR="0">
+            <wp:extent cx="5901055" cy="690880"/>
+            <wp:effectExtent l="19050" t="0" r="4445" b="0"/>
+            <wp:docPr id="35" name="Рисунок 52"/>
+            <wp:cNvGraphicFramePr>
+              <a:graphicFrameLocks xmlns:a="http://schemas.openxmlformats.org/drawingml/2006/main" noChangeAspect="1"/>
+            </wp:cNvGraphicFramePr>
+            <a:graphic xmlns:a="http://schemas.openxmlformats.org/drawingml/2006/main">
+              <a:graphicData uri="http://schemas.openxmlformats.org/drawingml/2006/picture">
+                <pic:pic xmlns:pic="http://schemas.openxmlformats.org/drawingml/2006/picture">
+                  <pic:nvPicPr>
+                    <pic:cNvPr id="0" name="Picture 52"/>
+                    <pic:cNvPicPr>
+                      <a:picLocks noChangeAspect="1" noChangeArrowheads="1"/>
+                    </pic:cNvPicPr>
+                  </pic:nvPicPr>
+                  <pic:blipFill>
+                    <a:blip r:embed="rId31" cstate="print"/>
+                    <a:srcRect/>
+                    <a:stretch>
+                      <a:fillRect/>
+                    </a:stretch>
+                  </pic:blipFill>
+                  <pic:spPr bwMode="auto">
+                    <a:xfrm>
+                      <a:off x="0" y="0"/>
+                      <a:ext cx="5901055" cy="690880"/>
+                    </a:xfrm>
+                    <a:prstGeom prst="rect">
+                      <a:avLst/>
+                    </a:prstGeom>
+                    <a:noFill/>
+                    <a:ln w="9525">
+                      <a:noFill/>
+                      <a:miter lim="800000"/>
+                      <a:headEnd/>
+                      <a:tailEnd/>
+                    </a:ln>
+                  </pic:spPr>
+                </pic:pic>
+              </a:graphicData>
+            </a:graphic>
+          </wp:inline>
+        </w:drawing>
+      </w:r>
+    </w:p>
+    <w:p>
+      <w:r>
+        <w:t xml:space="preserve">Не работает на </w:t>
+      </w:r>
+      <w:proofErr w:type="spellStart"/>
+      <w:r>
+        <w:t>виртуалке</w:t>
+      </w:r>
+      <w:proofErr w:type="spellEnd"/>
+    </w:p>
+    <w:p>
+      <w:pPr>
+        <w:pStyle w:val="1"/>
+      </w:pPr>
+      <w:bookmarkStart w:id="12" w:name="_Toc222439859"/>
+      <w:r>
+        <w:lastRenderedPageBreak/>
+        <w:t>Задание 5</w:t>
+      </w:r>
+      <w:bookmarkEnd w:id="12"/>
+    </w:p>
+    <w:p>
+      <w:pPr>
+        <w:pStyle w:val="2"/>
+      </w:pPr>
+      <w:bookmarkStart w:id="13" w:name="_Toc222439860"/>
+      <w:r>
+        <w:t>5.1</w:t>
+      </w:r>
+      <w:bookmarkEnd w:id="13"/>
+    </w:p>
+    <w:p>
+      <w:r>
+        <w:rPr>
+          <w:noProof/>
+          <w:lang w:eastAsia="ru-RU"/>
+        </w:rPr>
+        <w:drawing>
+          <wp:inline distT="0" distB="0" distL="0" distR="0">
+            <wp:extent cx="5940425" cy="5404502"/>
+            <wp:effectExtent l="19050" t="0" r="3175" b="0"/>
+            <wp:docPr id="3" name="Рисунок 1"/>
+            <wp:cNvGraphicFramePr>
+              <a:graphicFrameLocks xmlns:a="http://schemas.openxmlformats.org/drawingml/2006/main" noChangeAspect="1"/>
+            </wp:cNvGraphicFramePr>
+            <a:graphic xmlns:a="http://schemas.openxmlformats.org/drawingml/2006/main">
+              <a:graphicData uri="http://schemas.openxmlformats.org/drawingml/2006/picture">
+                <pic:pic xmlns:pic="http://schemas.openxmlformats.org/drawingml/2006/picture">
+                  <pic:nvPicPr>
+                    <pic:cNvPr id="0" name="Picture 1"/>
+                    <pic:cNvPicPr>
+                      <a:picLocks noChangeAspect="1" noChangeArrowheads="1"/>
+                    </pic:cNvPicPr>
+                  </pic:nvPicPr>
+                  <pic:blipFill>
+                    <a:blip r:embed="rId32" cstate="print"/>
+                    <a:srcRect/>
+                    <a:stretch>
+                      <a:fillRect/>
+                    </a:stretch>
+                  </pic:blipFill>
+                  <pic:spPr bwMode="auto">
+                    <a:xfrm>
+                      <a:off x="0" y="0"/>
+                      <a:ext cx="5940425" cy="5404502"/>
+                    </a:xfrm>
+                    <a:prstGeom prst="rect">
+                      <a:avLst/>
+                    </a:prstGeom>
+                    <a:noFill/>
+                    <a:ln w="9525">
+                      <a:noFill/>
+                      <a:miter lim="800000"/>
+                      <a:headEnd/>
+                      <a:tailEnd/>
+                    </a:ln>
+                  </pic:spPr>
+                </pic:pic>
+              </a:graphicData>
+            </a:graphic>
+          </wp:inline>
+        </w:drawing>
+      </w:r>
+    </w:p>
+    <w:p>
+      <w:r>
+        <w:rPr>
+          <w:noProof/>
+          <w:lang w:eastAsia="ru-RU"/>
+        </w:rPr>
+        <w:drawing>
+          <wp:inline distT="0" distB="0" distL="0" distR="0">
+            <wp:extent cx="5940425" cy="1831134"/>
+            <wp:effectExtent l="19050" t="0" r="3175" b="0"/>
+            <wp:docPr id="5" name="Рисунок 4"/>
+            <wp:cNvGraphicFramePr>
+              <a:graphicFrameLocks xmlns:a="http://schemas.openxmlformats.org/drawingml/2006/main" noChangeAspect="1"/>
+            </wp:cNvGraphicFramePr>
+            <a:graphic xmlns:a="http://schemas.openxmlformats.org/drawingml/2006/main">
+              <a:graphicData uri="http://schemas.openxmlformats.org/drawingml/2006/picture">
+                <pic:pic xmlns:pic="http://schemas.openxmlformats.org/drawingml/2006/picture">
+                  <pic:nvPicPr>
+                    <pic:cNvPr id="0" name="Picture 4"/>
+                    <pic:cNvPicPr>
+                      <a:picLocks noChangeAspect="1" noChangeArrowheads="1"/>
+                    </pic:cNvPicPr>
+                  </pic:nvPicPr>
+                  <pic:blipFill>
+                    <a:blip r:embed="rId33" cstate="print"/>
+                    <a:srcRect/>
+                    <a:stretch>
+                      <a:fillRect/>
+                    </a:stretch>
+                  </pic:blipFill>
+                  <pic:spPr bwMode="auto">
+                    <a:xfrm>
+                      <a:off x="0" y="0"/>
+                      <a:ext cx="5940425" cy="1831134"/>
+                    </a:xfrm>
+                    <a:prstGeom prst="rect">
+                      <a:avLst/>
+                    </a:prstGeom>
+                    <a:noFill/>
+                    <a:ln w="9525">
+                      <a:noFill/>
+                      <a:miter lim="800000"/>
+                      <a:headEnd/>
+                      <a:tailEnd/>
+                    </a:ln>
+                  </pic:spPr>
+                </pic:pic>
+              </a:graphicData>
+            </a:graphic>
+          </wp:inline>
+        </w:drawing>
+      </w:r>
+    </w:p>
+    <w:p>
+      <w:pPr>
+        <w:pStyle w:val="2"/>
+        <w:rPr>
+          <w:noProof/>
+          <w:lang w:eastAsia="ru-RU"/>
+        </w:rPr>
+      </w:pPr>
+      <w:bookmarkStart w:id="14" w:name="_Toc222439861"/>
+      <w:r>
+        <w:rPr>
+          <w:noProof/>
+          <w:lang w:eastAsia="ru-RU"/>
+        </w:rPr>
+        <w:lastRenderedPageBreak/>
+        <w:t>5.2</w:t>
+      </w:r>
+      <w:bookmarkEnd w:id="14"/>
+    </w:p>
+    <w:p>
+      <w:r>
+        <w:rPr>
+          <w:noProof/>
+          <w:lang w:eastAsia="ru-RU"/>
+        </w:rPr>
+        <w:drawing>
+          <wp:inline distT="0" distB="0" distL="0" distR="0">
+            <wp:extent cx="5940425" cy="1638383"/>
+            <wp:effectExtent l="19050" t="0" r="3175" b="0"/>
+            <wp:docPr id="6" name="Рисунок 7"/>
+            <wp:cNvGraphicFramePr>
+              <a:graphicFrameLocks xmlns:a="http://schemas.openxmlformats.org/drawingml/2006/main" noChangeAspect="1"/>
+            </wp:cNvGraphicFramePr>
+            <a:graphic xmlns:a="http://schemas.openxmlformats.org/drawingml/2006/main">
+              <a:graphicData uri="http://schemas.openxmlformats.org/drawingml/2006/picture">
+                <pic:pic xmlns:pic="http://schemas.openxmlformats.org/drawingml/2006/picture">
+                  <pic:nvPicPr>
+                    <pic:cNvPr id="0" name="Picture 7"/>
+                    <pic:cNvPicPr>
+                      <a:picLocks noChangeAspect="1" noChangeArrowheads="1"/>
+                    </pic:cNvPicPr>
+                  </pic:nvPicPr>
+                  <pic:blipFill>
+                    <a:blip r:embed="rId34" cstate="print"/>
+                    <a:srcRect/>
+                    <a:stretch>
+                      <a:fillRect/>
+                    </a:stretch>
+                  </pic:blipFill>
+                  <pic:spPr bwMode="auto">
+                    <a:xfrm>
+                      <a:off x="0" y="0"/>
+                      <a:ext cx="5940425" cy="1638383"/>
+                    </a:xfrm>
+                    <a:prstGeom prst="rect">
+                      <a:avLst/>
+                    </a:prstGeom>
+                    <a:noFill/>
+                    <a:ln w="9525">
+                      <a:noFill/>
+                      <a:miter lim="800000"/>
+                      <a:headEnd/>
+                      <a:tailEnd/>
+                    </a:ln>
+                  </pic:spPr>
+                </pic:pic>
+              </a:graphicData>
+            </a:graphic>
+          </wp:inline>
+        </w:drawing>
+      </w:r>
+    </w:p>
+    <w:p>
+      <w:r>
+        <w:rPr>
+          <w:noProof/>
+          <w:lang w:eastAsia="ru-RU"/>
+        </w:rPr>
+        <w:drawing>
+          <wp:inline distT="0" distB="0" distL="0" distR="0">
+            <wp:extent cx="5940425" cy="5384050"/>
+            <wp:effectExtent l="19050" t="0" r="3175" b="0"/>
+            <wp:docPr id="8" name="Рисунок 10"/>
+            <wp:cNvGraphicFramePr>
+              <a:graphicFrameLocks xmlns:a="http://schemas.openxmlformats.org/drawingml/2006/main" noChangeAspect="1"/>
+            </wp:cNvGraphicFramePr>
+            <a:graphic xmlns:a="http://schemas.openxmlformats.org/drawingml/2006/main">
+              <a:graphicData uri="http://schemas.openxmlformats.org/drawingml/2006/picture">
+                <pic:pic xmlns:pic="http://schemas.openxmlformats.org/drawingml/2006/picture">
+                  <pic:nvPicPr>
+                    <pic:cNvPr id="0" name="Picture 10"/>
+                    <pic:cNvPicPr>
+                      <a:picLocks noChangeAspect="1" noChangeArrowheads="1"/>
+                    </pic:cNvPicPr>
+                  </pic:nvPicPr>
+                  <pic:blipFill>
+                    <a:blip r:embed="rId35" cstate="print"/>
+                    <a:srcRect/>
+                    <a:stretch>
+                      <a:fillRect/>
+                    </a:stretch>
+                  </pic:blipFill>
+                  <pic:spPr bwMode="auto">
+                    <a:xfrm>
+                      <a:off x="0" y="0"/>
+                      <a:ext cx="5940425" cy="5384050"/>
+                    </a:xfrm>
+                    <a:prstGeom prst="rect">
+                      <a:avLst/>
+                    </a:prstGeom>
+                    <a:noFill/>
+                    <a:ln w="9525">
+                      <a:noFill/>
+                      <a:miter lim="800000"/>
+                      <a:headEnd/>
+                      <a:tailEnd/>
+                    </a:ln>
+                  </pic:spPr>
+                </pic:pic>
+              </a:graphicData>
+            </a:graphic>
+          </wp:inline>
+        </w:drawing>
+      </w:r>
+    </w:p>
+    <w:p>
+      <w:r>
+        <w:rPr>
+          <w:noProof/>
+          <w:lang w:eastAsia="ru-RU"/>
+        </w:rPr>
+        <w:lastRenderedPageBreak/>
+        <w:drawing>
+          <wp:inline distT="0" distB="0" distL="0" distR="0">
+            <wp:extent cx="4956987" cy="4464523"/>
+            <wp:effectExtent l="19050" t="0" r="0" b="0"/>
+            <wp:docPr id="9" name="Рисунок 13"/>
+            <wp:cNvGraphicFramePr>
+              <a:graphicFrameLocks xmlns:a="http://schemas.openxmlformats.org/drawingml/2006/main" noChangeAspect="1"/>
+            </wp:cNvGraphicFramePr>
+            <a:graphic xmlns:a="http://schemas.openxmlformats.org/drawingml/2006/main">
+              <a:graphicData uri="http://schemas.openxmlformats.org/drawingml/2006/picture">
+                <pic:pic xmlns:pic="http://schemas.openxmlformats.org/drawingml/2006/picture">
+                  <pic:nvPicPr>
+                    <pic:cNvPr id="0" name="Picture 13"/>
+                    <pic:cNvPicPr>
+                      <a:picLocks noChangeAspect="1" noChangeArrowheads="1"/>
+                    </pic:cNvPicPr>
+                  </pic:nvPicPr>
+                  <pic:blipFill>
+                    <a:blip r:embed="rId36" cstate="print"/>
+                    <a:srcRect/>
+                    <a:stretch>
+                      <a:fillRect/>
+                    </a:stretch>
+                  </pic:blipFill>
+                  <pic:spPr bwMode="auto">
+                    <a:xfrm>
+                      <a:off x="0" y="0"/>
+                      <a:ext cx="4958916" cy="4466260"/>
+                    </a:xfrm>
+                    <a:prstGeom prst="rect">
+                      <a:avLst/>
+                    </a:prstGeom>
+                    <a:noFill/>
+                    <a:ln w="9525">
+                      <a:noFill/>
+                      <a:miter lim="800000"/>
+                      <a:headEnd/>
+                      <a:tailEnd/>
+                    </a:ln>
+                  </pic:spPr>
+                </pic:pic>
+              </a:graphicData>
+            </a:graphic>
+          </wp:inline>
+        </w:drawing>
+      </w:r>
+    </w:p>
+    <w:p>
+      <w:r>
+        <w:rPr>
+          <w:noProof/>
+          <w:lang w:eastAsia="ru-RU"/>
+        </w:rPr>
+        <w:drawing>
+          <wp:inline distT="0" distB="0" distL="0" distR="0">
+            <wp:extent cx="4287136" cy="3870837"/>
+            <wp:effectExtent l="19050" t="0" r="0" b="0"/>
+            <wp:docPr id="11" name="Рисунок 16"/>
+            <wp:cNvGraphicFramePr>
+              <a:graphicFrameLocks xmlns:a="http://schemas.openxmlformats.org/drawingml/2006/main" noChangeAspect="1"/>
+            </wp:cNvGraphicFramePr>
+            <a:graphic xmlns:a="http://schemas.openxmlformats.org/drawingml/2006/main">
+              <a:graphicData uri="http://schemas.openxmlformats.org/drawingml/2006/picture">
+                <pic:pic xmlns:pic="http://schemas.openxmlformats.org/drawingml/2006/picture">
+                  <pic:nvPicPr>
+                    <pic:cNvPr id="0" name="Picture 16"/>
+                    <pic:cNvPicPr>
+                      <a:picLocks noChangeAspect="1" noChangeArrowheads="1"/>
+                    </pic:cNvPicPr>
+                  </pic:nvPicPr>
+                  <pic:blipFill>
+                    <a:blip r:embed="rId37" cstate="print"/>
+                    <a:srcRect/>
+                    <a:stretch>
+                      <a:fillRect/>
+                    </a:stretch>
+                  </pic:blipFill>
+                  <pic:spPr bwMode="auto">
+                    <a:xfrm>
+                      <a:off x="0" y="0"/>
+                      <a:ext cx="4290957" cy="3874287"/>
+                    </a:xfrm>
+                    <a:prstGeom prst="rect">
+                      <a:avLst/>
+                    </a:prstGeom>
+                    <a:noFill/>
+                    <a:ln w="9525">
+                      <a:noFill/>
+                      <a:miter lim="800000"/>
+                      <a:headEnd/>
+                      <a:tailEnd/>
+                    </a:ln>
+                  </pic:spPr>
+                </pic:pic>
+              </a:graphicData>
+            </a:graphic>
+          </wp:inline>
+        </w:drawing>
+      </w:r>
+    </w:p>
+    <w:p>
+      <w:r>
+        <w:rPr>
+          <w:noProof/>
+          <w:lang w:eastAsia="ru-RU"/>
+        </w:rPr>
+        <w:lastRenderedPageBreak/>
+        <w:drawing>
+          <wp:inline distT="0" distB="0" distL="0" distR="0">
+            <wp:extent cx="5940425" cy="3424284"/>
+            <wp:effectExtent l="19050" t="0" r="3175" b="0"/>
+            <wp:docPr id="12" name="Рисунок 19"/>
+            <wp:cNvGraphicFramePr>
+              <a:graphicFrameLocks xmlns:a="http://schemas.openxmlformats.org/drawingml/2006/main" noChangeAspect="1"/>
+            </wp:cNvGraphicFramePr>
+            <a:graphic xmlns:a="http://schemas.openxmlformats.org/drawingml/2006/main">
+              <a:graphicData uri="http://schemas.openxmlformats.org/drawingml/2006/picture">
+                <pic:pic xmlns:pic="http://schemas.openxmlformats.org/drawingml/2006/picture">
+                  <pic:nvPicPr>
+                    <pic:cNvPr id="0" name="Picture 19"/>
+                    <pic:cNvPicPr>
+                      <a:picLocks noChangeAspect="1" noChangeArrowheads="1"/>
+                    </pic:cNvPicPr>
+                  </pic:nvPicPr>
+                  <pic:blipFill>
+                    <a:blip r:embed="rId38" cstate="print"/>
+                    <a:srcRect/>
+                    <a:stretch>
+                      <a:fillRect/>
+                    </a:stretch>
+                  </pic:blipFill>
+                  <pic:spPr bwMode="auto">
+                    <a:xfrm>
+                      <a:off x="0" y="0"/>
+                      <a:ext cx="5940425" cy="3424284"/>
+                    </a:xfrm>
+                    <a:prstGeom prst="rect">
+                      <a:avLst/>
+                    </a:prstGeom>
+                    <a:noFill/>
+                    <a:ln w="9525">
+                      <a:noFill/>
+                      <a:miter lim="800000"/>
+                      <a:headEnd/>
+                      <a:tailEnd/>
+                    </a:ln>
+                  </pic:spPr>
+                </pic:pic>
+              </a:graphicData>
+            </a:graphic>
+          </wp:inline>
+        </w:drawing>
+      </w:r>
+    </w:p>
+    <w:p>
+      <w:r>
+        <w:rPr>
+          <w:noProof/>
+          <w:lang w:eastAsia="ru-RU"/>
+        </w:rPr>
+        <w:drawing>
+          <wp:inline distT="0" distB="0" distL="0" distR="0">
+            <wp:extent cx="5940425" cy="2804902"/>
+            <wp:effectExtent l="19050" t="0" r="3175" b="0"/>
+            <wp:docPr id="14" name="Рисунок 22"/>
+            <wp:cNvGraphicFramePr>
+              <a:graphicFrameLocks xmlns:a="http://schemas.openxmlformats.org/drawingml/2006/main" noChangeAspect="1"/>
+            </wp:cNvGraphicFramePr>
+            <a:graphic xmlns:a="http://schemas.openxmlformats.org/drawingml/2006/main">
+              <a:graphicData uri="http://schemas.openxmlformats.org/drawingml/2006/picture">
+                <pic:pic xmlns:pic="http://schemas.openxmlformats.org/drawingml/2006/picture">
+                  <pic:nvPicPr>
+                    <pic:cNvPr id="0" name="Picture 22"/>
+                    <pic:cNvPicPr>
+                      <a:picLocks noChangeAspect="1" noChangeArrowheads="1"/>
+                    </pic:cNvPicPr>
+                  </pic:nvPicPr>
+                  <pic:blipFill>
+                    <a:blip r:embed="rId39" cstate="print"/>
+                    <a:srcRect/>
+                    <a:stretch>
+                      <a:fillRect/>
+                    </a:stretch>
+                  </pic:blipFill>
+                  <pic:spPr bwMode="auto">
+                    <a:xfrm>
+                      <a:off x="0" y="0"/>
+                      <a:ext cx="5940425" cy="2804902"/>
+                    </a:xfrm>
+                    <a:prstGeom prst="rect">
+                      <a:avLst/>
+                    </a:prstGeom>
+                    <a:noFill/>
+                    <a:ln w="9525">
+                      <a:noFill/>
+                      <a:miter lim="800000"/>
+                      <a:headEnd/>
+                      <a:tailEnd/>
+                    </a:ln>
+                  </pic:spPr>
+                </pic:pic>
+              </a:graphicData>
+            </a:graphic>
+          </wp:inline>
+        </w:drawing>
+      </w:r>
+    </w:p>
+    <w:p>
+      <w:r>
+        <w:rPr>
+          <w:noProof/>
+          <w:lang w:eastAsia="ru-RU"/>
+        </w:rPr>
+        <w:drawing>
+          <wp:inline distT="0" distB="0" distL="0" distR="0">
+            <wp:extent cx="5940425" cy="2478961"/>
+            <wp:effectExtent l="19050" t="0" r="3175" b="0"/>
+            <wp:docPr id="27" name="Рисунок 25"/>
+            <wp:cNvGraphicFramePr>
+              <a:graphicFrameLocks xmlns:a="http://schemas.openxmlformats.org/drawingml/2006/main" noChangeAspect="1"/>
+            </wp:cNvGraphicFramePr>
+            <a:graphic xmlns:a="http://schemas.openxmlformats.org/drawingml/2006/main">
+              <a:graphicData uri="http://schemas.openxmlformats.org/drawingml/2006/picture">
+                <pic:pic xmlns:pic="http://schemas.openxmlformats.org/drawingml/2006/picture">
+                  <pic:nvPicPr>
+                    <pic:cNvPr id="0" name="Picture 25"/>
+                    <pic:cNvPicPr>
+                      <a:picLocks noChangeAspect="1" noChangeArrowheads="1"/>
+                    </pic:cNvPicPr>
+                  </pic:nvPicPr>
+                  <pic:blipFill>
+                    <a:blip r:embed="rId40" cstate="print"/>
+                    <a:srcRect/>
+                    <a:stretch>
+                      <a:fillRect/>
+                    </a:stretch>
+                  </pic:blipFill>
+                  <pic:spPr bwMode="auto">
+                    <a:xfrm>
+                      <a:off x="0" y="0"/>
+                      <a:ext cx="5940425" cy="2478961"/>
+                    </a:xfrm>
+                    <a:prstGeom prst="rect">
+                      <a:avLst/>
+                    </a:prstGeom>
+                    <a:noFill/>
+                    <a:ln w="9525">
+                      <a:noFill/>
+                      <a:miter lim="800000"/>
+                      <a:headEnd/>
+                      <a:tailEnd/>
+                    </a:ln>
+                  </pic:spPr>
+                </pic:pic>
+              </a:graphicData>
+            </a:graphic>
+          </wp:inline>
+        </w:drawing>
+      </w:r>
+    </w:p>
+    <w:p>
+      <w:r>
+        <w:rPr>
+          <w:noProof/>
+          <w:lang w:eastAsia="ru-RU"/>
+        </w:rPr>
+        <w:lastRenderedPageBreak/>
+        <w:drawing>
+          <wp:inline distT="0" distB="0" distL="0" distR="0">
+            <wp:extent cx="5940425" cy="4486457"/>
+            <wp:effectExtent l="19050" t="0" r="3175" b="0"/>
+            <wp:docPr id="26" name="Рисунок 28"/>
+            <wp:cNvGraphicFramePr>
+              <a:graphicFrameLocks xmlns:a="http://schemas.openxmlformats.org/drawingml/2006/main" noChangeAspect="1"/>
+            </wp:cNvGraphicFramePr>
+            <a:graphic xmlns:a="http://schemas.openxmlformats.org/drawingml/2006/main">
+              <a:graphicData uri="http://schemas.openxmlformats.org/drawingml/2006/picture">
+                <pic:pic xmlns:pic="http://schemas.openxmlformats.org/drawingml/2006/picture">
+                  <pic:nvPicPr>
+                    <pic:cNvPr id="0" name="Picture 28"/>
+                    <pic:cNvPicPr>
+                      <a:picLocks noChangeAspect="1" noChangeArrowheads="1"/>
+                    </pic:cNvPicPr>
+                  </pic:nvPicPr>
+                  <pic:blipFill>
+                    <a:blip r:embed="rId41" cstate="print"/>
+                    <a:srcRect/>
+                    <a:stretch>
+                      <a:fillRect/>
+                    </a:stretch>
+                  </pic:blipFill>
+                  <pic:spPr bwMode="auto">
+                    <a:xfrm>
+                      <a:off x="0" y="0"/>
+                      <a:ext cx="5940425" cy="4486457"/>
+                    </a:xfrm>
+                    <a:prstGeom prst="rect">
+                      <a:avLst/>
+                    </a:prstGeom>
+                    <a:noFill/>
+                    <a:ln w="9525">
+                      <a:noFill/>
+                      <a:miter lim="800000"/>
+                      <a:headEnd/>
+                      <a:tailEnd/>
+                    </a:ln>
+                  </pic:spPr>
+                </pic:pic>
+              </a:graphicData>
+            </a:graphic>
+          </wp:inline>
+        </w:drawing>
+      </w:r>
+    </w:p>
+    <w:p>
+      <w:r>
+        <w:rPr>
+          <w:noProof/>
+          <w:lang w:eastAsia="ru-RU"/>
+        </w:rPr>
+        <w:drawing>
+          <wp:inline distT="0" distB="0" distL="0" distR="0">
+            <wp:extent cx="5940425" cy="1509186"/>
+            <wp:effectExtent l="19050" t="0" r="3175" b="0"/>
+            <wp:docPr id="20" name="Рисунок 34"/>
+            <wp:cNvGraphicFramePr>
+              <a:graphicFrameLocks xmlns:a="http://schemas.openxmlformats.org/drawingml/2006/main" noChangeAspect="1"/>
+            </wp:cNvGraphicFramePr>
+            <a:graphic xmlns:a="http://schemas.openxmlformats.org/drawingml/2006/main">
+              <a:graphicData uri="http://schemas.openxmlformats.org/drawingml/2006/picture">
+                <pic:pic xmlns:pic="http://schemas.openxmlformats.org/drawingml/2006/picture">
+                  <pic:nvPicPr>
+                    <pic:cNvPr id="0" name="Picture 34"/>
+                    <pic:cNvPicPr>
+                      <a:picLocks noChangeAspect="1" noChangeArrowheads="1"/>
+                    </pic:cNvPicPr>
+                  </pic:nvPicPr>
+                  <pic:blipFill>
+                    <a:blip r:embed="rId42" cstate="print"/>
+                    <a:srcRect/>
+                    <a:stretch>
+                      <a:fillRect/>
+                    </a:stretch>
+                  </pic:blipFill>
+                  <pic:spPr bwMode="auto">
+                    <a:xfrm>
+                      <a:off x="0" y="0"/>
+                      <a:ext cx="5940425" cy="1509186"/>
+                    </a:xfrm>
+                    <a:prstGeom prst="rect">
+                      <a:avLst/>
+                    </a:prstGeom>
+                    <a:noFill/>
+                    <a:ln w="9525">
+                      <a:noFill/>
+                      <a:miter lim="800000"/>
+                      <a:headEnd/>
+                      <a:tailEnd/>
+                    </a:ln>
+                  </pic:spPr>
+                </pic:pic>
+              </a:graphicData>
+            </a:graphic>
+          </wp:inline>
+        </w:drawing>
+      </w:r>
+    </w:p>
+    <w:p>
+      <w:r>
+        <w:rPr>
+          <w:noProof/>
+          <w:lang w:eastAsia="ru-RU"/>
+        </w:rPr>
+        <w:drawing>
+          <wp:inline distT="0" distB="0" distL="0" distR="0">
+            <wp:extent cx="6105303" cy="1930679"/>
+            <wp:effectExtent l="19050" t="0" r="0" b="0"/>
+            <wp:docPr id="21" name="Рисунок 37"/>
+            <wp:cNvGraphicFramePr>
+              <a:graphicFrameLocks xmlns:a="http://schemas.openxmlformats.org/drawingml/2006/main" noChangeAspect="1"/>
+            </wp:cNvGraphicFramePr>
+            <a:graphic xmlns:a="http://schemas.openxmlformats.org/drawingml/2006/main">
+              <a:graphicData uri="http://schemas.openxmlformats.org/drawingml/2006/picture">
+                <pic:pic xmlns:pic="http://schemas.openxmlformats.org/drawingml/2006/picture">
+                  <pic:nvPicPr>
+                    <pic:cNvPr id="0" name="Picture 37"/>
+                    <pic:cNvPicPr>
+                      <a:picLocks noChangeAspect="1" noChangeArrowheads="1"/>
+                    </pic:cNvPicPr>
+                  </pic:nvPicPr>
+                  <pic:blipFill>
+                    <a:blip r:embed="rId43" cstate="print"/>
+                    <a:srcRect/>
+                    <a:stretch>
+                      <a:fillRect/>
+                    </a:stretch>
+                  </pic:blipFill>
+                  <pic:spPr bwMode="auto">
+                    <a:xfrm>
+                      <a:off x="0" y="0"/>
+                      <a:ext cx="6130971" cy="1938796"/>
+                    </a:xfrm>
+                    <a:prstGeom prst="rect">
+                      <a:avLst/>
+                    </a:prstGeom>
+                    <a:noFill/>
+                    <a:ln w="9525">
+                      <a:noFill/>
+                      <a:miter lim="800000"/>
+                      <a:headEnd/>
+                      <a:tailEnd/>
+                    </a:ln>
+                  </pic:spPr>
+                </pic:pic>
+              </a:graphicData>
+            </a:graphic>
+          </wp:inline>
+        </w:drawing>
+      </w:r>
+    </w:p>
+    <w:p/>
+    <w:p>
+      <w:r>
+        <w:rPr>
+          <w:noProof/>
+          <w:lang w:eastAsia="ru-RU"/>
+        </w:rPr>
+        <w:lastRenderedPageBreak/>
+        <w:drawing>
+          <wp:inline distT="0" distB="0" distL="0" distR="0">
+            <wp:extent cx="5940425" cy="5321723"/>
+            <wp:effectExtent l="19050" t="0" r="3175" b="0"/>
+            <wp:docPr id="18" name="Рисунок 31"/>
+            <wp:cNvGraphicFramePr>
+              <a:graphicFrameLocks xmlns:a="http://schemas.openxmlformats.org/drawingml/2006/main" noChangeAspect="1"/>
+            </wp:cNvGraphicFramePr>
+            <a:graphic xmlns:a="http://schemas.openxmlformats.org/drawingml/2006/main">
+              <a:graphicData uri="http://schemas.openxmlformats.org/drawingml/2006/picture">
+                <pic:pic xmlns:pic="http://schemas.openxmlformats.org/drawingml/2006/picture">
+                  <pic:nvPicPr>
+                    <pic:cNvPr id="0" name="Picture 31"/>
+                    <pic:cNvPicPr>
+                      <a:picLocks noChangeAspect="1" noChangeArrowheads="1"/>
+                    </pic:cNvPicPr>
+                  </pic:nvPicPr>
+                  <pic:blipFill>
+                    <a:blip r:embed="rId44" cstate="print"/>
+                    <a:srcRect/>
+                    <a:stretch>
+                      <a:fillRect/>
+                    </a:stretch>
+                  </pic:blipFill>
+                  <pic:spPr bwMode="auto">
+                    <a:xfrm>
+                      <a:off x="0" y="0"/>
+                      <a:ext cx="5940425" cy="5321723"/>
+                    </a:xfrm>
+                    <a:prstGeom prst="rect">
+                      <a:avLst/>
+                    </a:prstGeom>
+                    <a:noFill/>
+                    <a:ln w="9525">
+                      <a:noFill/>
+                      <a:miter lim="800000"/>
+                      <a:headEnd/>
+                      <a:tailEnd/>
+                    </a:ln>
+                  </pic:spPr>
+                </pic:pic>
+              </a:graphicData>
+            </a:graphic>
+          </wp:inline>
+        </w:drawing>
+      </w:r>
+    </w:p>
+    <w:p>
+      <w:r>
+        <w:rPr>
+          <w:noProof/>
+          <w:lang w:eastAsia="ru-RU"/>
+        </w:rPr>
+        <w:drawing>
+          <wp:inline distT="0" distB="0" distL="0" distR="0">
+            <wp:extent cx="3498215" cy="1828800"/>
+            <wp:effectExtent l="19050" t="0" r="6985" b="0"/>
+            <wp:docPr id="29" name="Рисунок 40"/>
+            <wp:cNvGraphicFramePr>
+              <a:graphicFrameLocks xmlns:a="http://schemas.openxmlformats.org/drawingml/2006/main" noChangeAspect="1"/>
+            </wp:cNvGraphicFramePr>
+            <a:graphic xmlns:a="http://schemas.openxmlformats.org/drawingml/2006/main">
+              <a:graphicData uri="http://schemas.openxmlformats.org/drawingml/2006/picture">
+                <pic:pic xmlns:pic="http://schemas.openxmlformats.org/drawingml/2006/picture">
+                  <pic:nvPicPr>
+                    <pic:cNvPr id="0" name="Picture 40"/>
+                    <pic:cNvPicPr>
+                      <a:picLocks noChangeAspect="1" noChangeArrowheads="1"/>
+                    </pic:cNvPicPr>
+                  </pic:nvPicPr>
+                  <pic:blipFill>
+                    <a:blip r:embed="rId45" cstate="print"/>
+                    <a:srcRect/>
+                    <a:stretch>
+                      <a:fillRect/>
+                    </a:stretch>
+                  </pic:blipFill>
+                  <pic:spPr bwMode="auto">
+                    <a:xfrm>
+                      <a:off x="0" y="0"/>
+                      <a:ext cx="3498215" cy="1828800"/>
+                    </a:xfrm>
+                    <a:prstGeom prst="rect">
+                      <a:avLst/>
+                    </a:prstGeom>
+                    <a:noFill/>
+                    <a:ln w="9525">
+                      <a:noFill/>
+                      <a:miter lim="800000"/>
+                      <a:headEnd/>
+                      <a:tailEnd/>
+                    </a:ln>
+                  </pic:spPr>
+                </pic:pic>
+              </a:graphicData>
+            </a:graphic>
+          </wp:inline>
+        </w:drawing>
       </w:r>
     </w:p>
     <w:p/>
     <w:p/>
-    <w:p/>
-    <w:p/>
+    <w:p>
+      <w:pPr>
+        <w:pStyle w:val="2"/>
+      </w:pPr>
+    </w:p>
+    <w:p>
+      <w:pPr>
+        <w:pStyle w:val="2"/>
+      </w:pPr>
+    </w:p>
+    <w:p>
+      <w:pPr>
+        <w:pStyle w:val="2"/>
+      </w:pPr>
+      <w:bookmarkStart w:id="15" w:name="_Toc222439862"/>
+      <w:r>
+        <w:t>5.3</w:t>
+      </w:r>
+      <w:bookmarkEnd w:id="15"/>
+    </w:p>
+    <w:p>
+      <w:r>
+        <w:rPr>
+          <w:noProof/>
+          <w:lang w:eastAsia="ru-RU"/>
+        </w:rPr>
+        <w:drawing>
+          <wp:inline distT="0" distB="0" distL="0" distR="0">
+            <wp:extent cx="5539740" cy="3870325"/>
+            <wp:effectExtent l="19050" t="0" r="3810" b="0"/>
+            <wp:docPr id="32" name="Рисунок 46"/>
+            <wp:cNvGraphicFramePr>
+              <a:graphicFrameLocks xmlns:a="http://schemas.openxmlformats.org/drawingml/2006/main" noChangeAspect="1"/>
+            </wp:cNvGraphicFramePr>
+            <a:graphic xmlns:a="http://schemas.openxmlformats.org/drawingml/2006/main">
+              <a:graphicData uri="http://schemas.openxmlformats.org/drawingml/2006/picture">
+                <pic:pic xmlns:pic="http://schemas.openxmlformats.org/drawingml/2006/picture">
+                  <pic:nvPicPr>
+                    <pic:cNvPr id="0" name="Picture 46"/>
+                    <pic:cNvPicPr>
+                      <a:picLocks noChangeAspect="1" noChangeArrowheads="1"/>
+                    </pic:cNvPicPr>
+                  </pic:nvPicPr>
+                  <pic:blipFill>
+                    <a:blip r:embed="rId46" cstate="print"/>
+                    <a:srcRect/>
+                    <a:stretch>
+                      <a:fillRect/>
+                    </a:stretch>
+                  </pic:blipFill>
+                  <pic:spPr bwMode="auto">
+                    <a:xfrm>
+                      <a:off x="0" y="0"/>
+                      <a:ext cx="5539740" cy="3870325"/>
+                    </a:xfrm>
+                    <a:prstGeom prst="rect">
+                      <a:avLst/>
+                    </a:prstGeom>
+                    <a:noFill/>
+                    <a:ln w="9525">
+                      <a:noFill/>
+                      <a:miter lim="800000"/>
+                      <a:headEnd/>
+                      <a:tailEnd/>
+                    </a:ln>
+                  </pic:spPr>
+                </pic:pic>
+              </a:graphicData>
+            </a:graphic>
+          </wp:inline>
+        </w:drawing>
+      </w:r>
+    </w:p>
+    <w:p>
+      <w:r>
+        <w:rPr>
+          <w:noProof/>
+          <w:lang w:eastAsia="ru-RU"/>
+        </w:rPr>
+        <w:drawing>
+          <wp:inline distT="0" distB="0" distL="0" distR="0">
+            <wp:extent cx="5940425" cy="3178725"/>
+            <wp:effectExtent l="19050" t="0" r="3175" b="0"/>
+            <wp:docPr id="33" name="Рисунок 49"/>
+            <wp:cNvGraphicFramePr>
+              <a:graphicFrameLocks xmlns:a="http://schemas.openxmlformats.org/drawingml/2006/main" noChangeAspect="1"/>
+            </wp:cNvGraphicFramePr>
+            <a:graphic xmlns:a="http://schemas.openxmlformats.org/drawingml/2006/main">
+              <a:graphicData uri="http://schemas.openxmlformats.org/drawingml/2006/picture">
+                <pic:pic xmlns:pic="http://schemas.openxmlformats.org/drawingml/2006/picture">
+                  <pic:nvPicPr>
+                    <pic:cNvPr id="0" name="Picture 49"/>
+                    <pic:cNvPicPr>
+                      <a:picLocks noChangeAspect="1" noChangeArrowheads="1"/>
+                    </pic:cNvPicPr>
+                  </pic:nvPicPr>
+                  <pic:blipFill>
+                    <a:blip r:embed="rId47" cstate="print"/>
+                    <a:srcRect/>
+                    <a:stretch>
+                      <a:fillRect/>
+                    </a:stretch>
+                  </pic:blipFill>
+                  <pic:spPr bwMode="auto">
+                    <a:xfrm>
+                      <a:off x="0" y="0"/>
+                      <a:ext cx="5940425" cy="3178725"/>
+                    </a:xfrm>
+                    <a:prstGeom prst="rect">
+                      <a:avLst/>
+                    </a:prstGeom>
+                    <a:noFill/>
+                    <a:ln w="9525">
+                      <a:noFill/>
+                      <a:miter lim="800000"/>
+                      <a:headEnd/>
+                      <a:tailEnd/>
+                    </a:ln>
+                  </pic:spPr>
+                </pic:pic>
+              </a:graphicData>
+            </a:graphic>
+          </wp:inline>
+        </w:drawing>
+      </w:r>
+    </w:p>
     <w:p/>
     <w:sectPr>
       <w:pgSz w:w="11906" w:h="16838"/>
@@ -1915,6 +4126,52 @@
       <w:szCs w:val="28"/>
     </w:rPr>
   </w:style>
+  <w:style w:type="paragraph" w:styleId="2">
+    <w:name w:val="heading 2"/>
+    <w:basedOn w:val="a"/>
+    <w:next w:val="a"/>
+    <w:link w:val="20"/>
+    <w:uiPriority w:val="9"/>
+    <w:unhideWhenUsed/>
+    <w:qFormat/>
+    <w:rsid w:val="006028AE"/>
+    <w:pPr>
+      <w:keepNext/>
+      <w:keepLines/>
+      <w:spacing w:before="200" w:after="0"/>
+      <w:outlineLvl w:val="1"/>
+    </w:pPr>
+    <w:rPr>
+      <w:rFonts w:asciiTheme="majorHAnsi" w:eastAsiaTheme="majorEastAsia" w:hAnsiTheme="majorHAnsi" w:cstheme="majorBidi"/>
+      <w:b/>
+      <w:bCs/>
+      <w:color w:val="4F81BD" w:themeColor="accent1"/>
+      <w:sz w:val="26"/>
+      <w:szCs w:val="26"/>
+    </w:rPr>
+  </w:style>
+  <w:style w:type="paragraph" w:styleId="3">
+    <w:name w:val="heading 3"/>
+    <w:basedOn w:val="a"/>
+    <w:next w:val="a"/>
+    <w:link w:val="30"/>
+    <w:uiPriority w:val="9"/>
+    <w:unhideWhenUsed/>
+    <w:qFormat/>
+    <w:rsid w:val="00EC43DC"/>
+    <w:pPr>
+      <w:keepNext/>
+      <w:keepLines/>
+      <w:spacing w:before="200" w:after="0"/>
+      <w:outlineLvl w:val="2"/>
+    </w:pPr>
+    <w:rPr>
+      <w:rFonts w:asciiTheme="majorHAnsi" w:eastAsiaTheme="majorEastAsia" w:hAnsiTheme="majorHAnsi" w:cstheme="majorBidi"/>
+      <w:b/>
+      <w:bCs/>
+      <w:color w:val="4F81BD" w:themeColor="accent1"/>
+    </w:rPr>
+  </w:style>
   <w:style w:type="character" w:default="1" w:styleId="a0">
     <w:name w:val="Default Paragraph Font"/>
     <w:uiPriority w:val="1"/>
@@ -1957,6 +4214,7 @@
       <w:szCs w:val="24"/>
     </w:rPr>
     <w:tblPr>
+      <w:tblInd w:w="0" w:type="dxa"/>
       <w:tblBorders>
         <w:top w:val="single" w:sz="4" w:space="0" w:color="auto"/>
         <w:left w:val="single" w:sz="4" w:space="0" w:color="auto"/>
@@ -2030,6 +4288,71 @@
     <w:pPr>
       <w:outlineLvl w:val="9"/>
     </w:pPr>
+  </w:style>
+  <w:style w:type="character" w:customStyle="1" w:styleId="20">
+    <w:name w:val="Заголовок 2 Знак"/>
+    <w:basedOn w:val="a0"/>
+    <w:link w:val="2"/>
+    <w:uiPriority w:val="9"/>
+    <w:rsid w:val="006028AE"/>
+    <w:rPr>
+      <w:rFonts w:asciiTheme="majorHAnsi" w:eastAsiaTheme="majorEastAsia" w:hAnsiTheme="majorHAnsi" w:cstheme="majorBidi"/>
+      <w:b/>
+      <w:bCs/>
+      <w:color w:val="4F81BD" w:themeColor="accent1"/>
+      <w:sz w:val="26"/>
+      <w:szCs w:val="26"/>
+    </w:rPr>
+  </w:style>
+  <w:style w:type="paragraph" w:styleId="11">
+    <w:name w:val="toc 1"/>
+    <w:basedOn w:val="a"/>
+    <w:next w:val="a"/>
+    <w:autoRedefine/>
+    <w:uiPriority w:val="39"/>
+    <w:unhideWhenUsed/>
+    <w:rsid w:val="00EC43DC"/>
+    <w:pPr>
+      <w:spacing w:after="100"/>
+    </w:pPr>
+  </w:style>
+  <w:style w:type="paragraph" w:styleId="21">
+    <w:name w:val="toc 2"/>
+    <w:basedOn w:val="a"/>
+    <w:next w:val="a"/>
+    <w:autoRedefine/>
+    <w:uiPriority w:val="39"/>
+    <w:unhideWhenUsed/>
+    <w:rsid w:val="00EC43DC"/>
+    <w:pPr>
+      <w:spacing w:after="100"/>
+      <w:ind w:left="280"/>
+    </w:pPr>
+  </w:style>
+  <w:style w:type="character" w:styleId="a7">
+    <w:name w:val="Hyperlink"/>
+    <w:basedOn w:val="a0"/>
+    <w:uiPriority w:val="99"/>
+    <w:unhideWhenUsed/>
+    <w:rsid w:val="00EC43DC"/>
+    <w:rPr>
+      <w:color w:val="0000FF" w:themeColor="hyperlink"/>
+      <w:u w:val="single"/>
+    </w:rPr>
+  </w:style>
+  <w:style w:type="character" w:customStyle="1" w:styleId="30">
+    <w:name w:val="Заголовок 3 Знак"/>
+    <w:basedOn w:val="a0"/>
+    <w:link w:val="3"/>
+    <w:uiPriority w:val="9"/>
+    <w:rsid w:val="00EC43DC"/>
+    <w:rPr>
+      <w:rFonts w:asciiTheme="majorHAnsi" w:eastAsiaTheme="majorEastAsia" w:hAnsiTheme="majorHAnsi" w:cstheme="majorBidi"/>
+      <w:b/>
+      <w:bCs/>
+      <w:color w:val="4F81BD" w:themeColor="accent1"/>
+      <w:sz w:val="28"/>
+    </w:rPr>
   </w:style>
 </w:styles>
 </file>
@@ -2322,7 +4645,7 @@
 </file>
 
 <file path=customXml/itemProps1.xml><?xml version="1.0" encoding="utf-8"?>
-<ds:datastoreItem xmlns:ds="http://schemas.openxmlformats.org/officeDocument/2006/customXml" ds:itemID="{B991DE29-875E-4E56-81A1-86921C177990}">
+<ds:datastoreItem xmlns:ds="http://schemas.openxmlformats.org/officeDocument/2006/customXml" ds:itemID="{70398CF8-78AD-4EC6-9B24-4FED73FDE5FA}">
   <ds:schemaRefs>
     <ds:schemaRef ds:uri="http://schemas.openxmlformats.org/officeDocument/2006/bibliography"/>
   </ds:schemaRefs>
